--- a/public/documentos/ALC-04-procedimiento-de-validacion-del-alcance.docx
+++ b/public/documentos/ALC-04-procedimiento-de-validacion-del-alcance.docx
@@ -52,7 +52,7 @@
                 <w:noProof/>
               </w:rPr>
               <w:drawing>
-                <wp:inline distT="0" distB="0" distL="0" distR="0" wp14:anchorId="0558CA42" wp14:editId="3A5406B7">
+                <wp:inline distT="0" distB="0" distL="0" distR="0">
                   <wp:extent cx="990600" cy="990600"/>
                   <wp:effectExtent l="0" t="0" r="0" b="0"/>
                   <wp:docPr id="1" name="Imagen 1"/>
@@ -171,10 +171,10 @@
                 <w:noProof/>
               </w:rPr>
               <w:drawing>
-                <wp:inline distT="0" distB="0" distL="0" distR="0" wp14:anchorId="449271EC" wp14:editId="41294399">
+                <wp:inline distT="0" distB="0" distL="0" distR="0">
                   <wp:extent cx="800100" cy="800100"/>
                   <wp:effectExtent l="0" t="0" r="0" b="0"/>
-                  <wp:docPr id="1321799747" name="Imagen 1321799747"/>
+                  <wp:docPr id="736709719" name="Imagen 736709719"/>
                   <wp:cNvGraphicFramePr>
                     <a:graphicFrameLocks xmlns:a="http://schemas.openxmlformats.org/drawingml/2006/main" noChangeAspect="1"/>
                   </wp:cNvGraphicFramePr>
@@ -2585,7 +2585,7 @@
     <w:sdt>
       <w:sdtPr>
         <w:alias w:val="Contenido"/>
-        <w:id w:val="677008219"/>
+        <w:id w:val="-1804225085"/>
       </w:sdtPr>
       <w:sdtEndPr/>
       <w:sdtContent>
@@ -2611,7 +2611,7 @@
           <w:r>
             <w:fldChar w:fldCharType="separate"/>
           </w:r>
-          <w:hyperlink w:anchor="_Toc242536808" w:history="1">
+          <w:hyperlink w:anchor="_Toc242538836" w:history="1">
             <w:r>
               <w:rPr>
                 <w:rStyle w:val="Hipervnculo"/>
@@ -2635,7 +2635,7 @@
               <w:rPr>
                 <w:noProof/>
               </w:rPr>
-              <w:instrText xml:space="preserve"> PAGEREF _Toc242536808 \h </w:instrText>
+              <w:instrText xml:space="preserve"> PAGEREF _Toc242538836 \h </w:instrText>
             </w:r>
             <w:r>
               <w:rPr>
@@ -2675,7 +2675,7 @@
               <w14:ligatures w14:val="standardContextual"/>
             </w:rPr>
           </w:pPr>
-          <w:hyperlink w:anchor="_Toc242536809" w:history="1">
+          <w:hyperlink w:anchor="_Toc242538837" w:history="1">
             <w:r>
               <w:rPr>
                 <w:rStyle w:val="Hipervnculo"/>
@@ -2699,7 +2699,7 @@
               <w:rPr>
                 <w:noProof/>
               </w:rPr>
-              <w:instrText xml:space="preserve"> PAGEREF _Toc242536809 \h </w:instrText>
+              <w:instrText xml:space="preserve"> PAGEREF _Toc242538837 \h </w:instrText>
             </w:r>
             <w:r>
               <w:rPr>
@@ -2739,7 +2739,7 @@
               <w14:ligatures w14:val="standardContextual"/>
             </w:rPr>
           </w:pPr>
-          <w:hyperlink w:anchor="_Toc242536810" w:history="1">
+          <w:hyperlink w:anchor="_Toc242538838" w:history="1">
             <w:r>
               <w:rPr>
                 <w:rStyle w:val="Hipervnculo"/>
@@ -2763,7 +2763,7 @@
               <w:rPr>
                 <w:noProof/>
               </w:rPr>
-              <w:instrText xml:space="preserve"> PAGEREF _Toc242536810 \h </w:instrText>
+              <w:instrText xml:space="preserve"> PAGEREF _Toc242538838 \h </w:instrText>
             </w:r>
             <w:r>
               <w:rPr>
@@ -2803,7 +2803,7 @@
               <w14:ligatures w14:val="standardContextual"/>
             </w:rPr>
           </w:pPr>
-          <w:hyperlink w:anchor="_Toc242536811" w:history="1">
+          <w:hyperlink w:anchor="_Toc242538839" w:history="1">
             <w:r>
               <w:rPr>
                 <w:rStyle w:val="Hipervnculo"/>
@@ -2827,7 +2827,7 @@
               <w:rPr>
                 <w:noProof/>
               </w:rPr>
-              <w:instrText xml:space="preserve"> PAGEREF _Toc242536811 \h </w:instrText>
+              <w:instrText xml:space="preserve"> PAGEREF _Toc242538839 \h </w:instrText>
             </w:r>
             <w:r>
               <w:rPr>
@@ -2877,7 +2877,7 @@
       <w:pPr>
         <w:pStyle w:val="Ttulo1"/>
       </w:pPr>
-      <w:bookmarkStart w:id="0" w:name="_Toc242536808"/>
+      <w:bookmarkStart w:id="0" w:name="_Toc242538836"/>
       <w:r>
         <w:lastRenderedPageBreak/>
         <w:t>1. Propósito</w:t>
@@ -2897,7 +2897,7 @@
       <w:pPr>
         <w:pStyle w:val="Ttulo1"/>
       </w:pPr>
-      <w:bookmarkStart w:id="1" w:name="_Toc242536809"/>
+      <w:bookmarkStart w:id="1" w:name="_Toc242538837"/>
       <w:r>
         <w:t>2. Procedimiento</w:t>
       </w:r>
@@ -3498,7 +3498,7 @@
       <w:pPr>
         <w:pStyle w:val="Ttulo1"/>
       </w:pPr>
-      <w:bookmarkStart w:id="2" w:name="_Toc242536810"/>
+      <w:bookmarkStart w:id="2" w:name="_Toc242538838"/>
       <w:r>
         <w:t>3. Plan de validación por hito</w:t>
       </w:r>
@@ -4945,7 +4945,7 @@
       <w:pPr>
         <w:pStyle w:val="Ttulo1"/>
       </w:pPr>
-      <w:bookmarkStart w:id="3" w:name="_Toc242536811"/>
+      <w:bookmarkStart w:id="3" w:name="_Toc242538839"/>
       <w:r>
         <w:t>4. Formato de acta de aceptación</w:t>
       </w:r>
@@ -6717,10 +6717,118 @@
 <file path=word/numbering.xml><?xml version="1.0" encoding="utf-8"?>
 <w:numbering xmlns:wpc="http://schemas.microsoft.com/office/word/2010/wordprocessingCanvas" xmlns:cx="http://schemas.microsoft.com/office/drawing/2014/chartex" xmlns:cx1="http://schemas.microsoft.com/office/drawing/2015/9/8/chartex" xmlns:cx2="http://schemas.microsoft.com/office/drawing/2015/10/21/chartex" xmlns:cx3="http://schemas.microsoft.com/office/drawing/2016/5/9/chartex" xmlns:cx4="http://schemas.microsoft.com/office/drawing/2016/5/10/chartex" xmlns:cx5="http://schemas.microsoft.com/office/drawing/2016/5/11/chartex" xmlns:cx6="http://schemas.microsoft.com/office/drawing/2016/5/12/chartex" xmlns:cx7="http://schemas.microsoft.com/office/drawing/2016/5/13/chartex" xmlns:cx8="http://schemas.microsoft.com/office/drawing/2016/5/14/chartex" xmlns:mc="http://schemas.openxmlformats.org/markup-compatibility/2006" xmlns:aink="http://schemas.microsoft.com/office/drawing/2016/ink" xmlns:am3d="http://schemas.microsoft.com/office/drawing/2017/model3d" xmlns:o="urn:schemas-microsoft-com:office:office" xmlns:oel="http://schemas.microsoft.com/office/2019/extlst" xmlns:r="http://schemas.openxmlformats.org/officeDocument/2006/relationships" xmlns:m="http://schemas.openxmlformats.org/officeDocument/2006/math" xmlns:v="urn:schemas-microsoft-com:vml" xmlns:wp14="http://schemas.microsoft.com/office/word/2010/wordprocessingDrawing" xmlns:wp="http://schemas.openxmlformats.org/drawingml/2006/wordprocessingDrawing" xmlns:w10="urn:schemas-microsoft-com:office:word" xmlns:w="http://schemas.openxmlformats.org/wordprocessingml/2006/main" xmlns:w14="http://schemas.microsoft.com/office/word/2010/wordml" xmlns:w15="http://schemas.microsoft.com/office/word/2012/wordml" xmlns:w16cex="http://schemas.microsoft.com/office/word/2018/wordml/cex" xmlns:w16cid="http://schemas.microsoft.com/office/word/2016/wordml/cid" xmlns:w16="http://schemas.microsoft.com/office/word/2018/wordml" xmlns:w16du="http://schemas.microsoft.com/office/word/2023/wordml/word16du" xmlns:w16sdtdh="http://schemas.microsoft.com/office/word/2020/wordml/sdtdatahash" xmlns:w16sdtfl="http://schemas.microsoft.com/office/word/2024/wordml/sdtformatlock" xmlns:w16se="http://schemas.microsoft.com/office/word/2015/wordml/symex" xmlns:wpg="http://schemas.microsoft.com/office/word/2010/wordprocessingGroup" xmlns:wpi="http://schemas.microsoft.com/office/word/2010/wordprocessingInk" xmlns:wne="http://schemas.microsoft.com/office/word/2006/wordml" xmlns:wps="http://schemas.microsoft.com/office/word/2010/wordprocessingShape" mc:Ignorable="w14 w15 w16se w16cid w16 w16cex w16sdtdh w16sdtfl w16du wp14">
   <w:abstractNum w:abstractNumId="0" w15:restartNumberingAfterBreak="0">
-    <w:nsid w:val="37C717DF"/>
+    <w:nsid w:val="29723FF2"/>
     <w:multiLevelType w:val="hybridMultilevel"/>
-    <w:tmpl w:val="F31AAB80"/>
-    <w:lvl w:ilvl="0" w:tplc="F360369A">
+    <w:tmpl w:val="F53C9D9A"/>
+    <w:lvl w:ilvl="0" w:tplc="B4A80A80">
+      <w:start w:val="1"/>
+      <w:numFmt w:val="decimal"/>
+      <w:lvlText w:val="%1."/>
+      <w:lvlJc w:val="left"/>
+      <w:pPr>
+        <w:ind w:left="560" w:hanging="340"/>
+      </w:pPr>
+    </w:lvl>
+    <w:lvl w:ilvl="1" w:tplc="1AB26A1A">
+      <w:numFmt w:val="decimal"/>
+      <w:lvlText w:val=""/>
+      <w:lvlJc w:val="left"/>
+    </w:lvl>
+    <w:lvl w:ilvl="2" w:tplc="06DEDC8E">
+      <w:numFmt w:val="decimal"/>
+      <w:lvlText w:val=""/>
+      <w:lvlJc w:val="left"/>
+    </w:lvl>
+    <w:lvl w:ilvl="3" w:tplc="E0F01206">
+      <w:numFmt w:val="decimal"/>
+      <w:lvlText w:val=""/>
+      <w:lvlJc w:val="left"/>
+    </w:lvl>
+    <w:lvl w:ilvl="4" w:tplc="F5A6974E">
+      <w:numFmt w:val="decimal"/>
+      <w:lvlText w:val=""/>
+      <w:lvlJc w:val="left"/>
+    </w:lvl>
+    <w:lvl w:ilvl="5" w:tplc="28F2332A">
+      <w:numFmt w:val="decimal"/>
+      <w:lvlText w:val=""/>
+      <w:lvlJc w:val="left"/>
+    </w:lvl>
+    <w:lvl w:ilvl="6" w:tplc="1F0211EA">
+      <w:numFmt w:val="decimal"/>
+      <w:lvlText w:val=""/>
+      <w:lvlJc w:val="left"/>
+    </w:lvl>
+    <w:lvl w:ilvl="7" w:tplc="99C23786">
+      <w:numFmt w:val="decimal"/>
+      <w:lvlText w:val=""/>
+      <w:lvlJc w:val="left"/>
+    </w:lvl>
+    <w:lvl w:ilvl="8" w:tplc="93E082A0">
+      <w:numFmt w:val="decimal"/>
+      <w:lvlText w:val=""/>
+      <w:lvlJc w:val="left"/>
+    </w:lvl>
+  </w:abstractNum>
+  <w:abstractNum w:abstractNumId="1" w15:restartNumberingAfterBreak="0">
+    <w:nsid w:val="36CC601C"/>
+    <w:multiLevelType w:val="hybridMultilevel"/>
+    <w:tmpl w:val="BE986112"/>
+    <w:lvl w:ilvl="0" w:tplc="49B06676">
+      <w:start w:val="1"/>
+      <w:numFmt w:val="bullet"/>
+      <w:lvlText w:val="•"/>
+      <w:lvlJc w:val="left"/>
+      <w:pPr>
+        <w:ind w:left="560" w:hanging="280"/>
+      </w:pPr>
+    </w:lvl>
+    <w:lvl w:ilvl="1" w:tplc="137AB1F6">
+      <w:numFmt w:val="decimal"/>
+      <w:lvlText w:val=""/>
+      <w:lvlJc w:val="left"/>
+    </w:lvl>
+    <w:lvl w:ilvl="2" w:tplc="AF107378">
+      <w:numFmt w:val="decimal"/>
+      <w:lvlText w:val=""/>
+      <w:lvlJc w:val="left"/>
+    </w:lvl>
+    <w:lvl w:ilvl="3" w:tplc="5D04EEA2">
+      <w:numFmt w:val="decimal"/>
+      <w:lvlText w:val=""/>
+      <w:lvlJc w:val="left"/>
+    </w:lvl>
+    <w:lvl w:ilvl="4" w:tplc="731C6F98">
+      <w:numFmt w:val="decimal"/>
+      <w:lvlText w:val=""/>
+      <w:lvlJc w:val="left"/>
+    </w:lvl>
+    <w:lvl w:ilvl="5" w:tplc="AB8811EA">
+      <w:numFmt w:val="decimal"/>
+      <w:lvlText w:val=""/>
+      <w:lvlJc w:val="left"/>
+    </w:lvl>
+    <w:lvl w:ilvl="6" w:tplc="BBEE3748">
+      <w:numFmt w:val="decimal"/>
+      <w:lvlText w:val=""/>
+      <w:lvlJc w:val="left"/>
+    </w:lvl>
+    <w:lvl w:ilvl="7" w:tplc="148CC024">
+      <w:numFmt w:val="decimal"/>
+      <w:lvlText w:val=""/>
+      <w:lvlJc w:val="left"/>
+    </w:lvl>
+    <w:lvl w:ilvl="8" w:tplc="E168EFB4">
+      <w:numFmt w:val="decimal"/>
+      <w:lvlText w:val=""/>
+      <w:lvlJc w:val="left"/>
+    </w:lvl>
+  </w:abstractNum>
+  <w:abstractNum w:abstractNumId="2" w15:restartNumberingAfterBreak="0">
+    <w:nsid w:val="64752497"/>
+    <w:multiLevelType w:val="hybridMultilevel"/>
+    <w:tmpl w:val="B6A0AC2C"/>
+    <w:lvl w:ilvl="0" w:tplc="8AC4FF58">
       <w:start w:val="1"/>
       <w:numFmt w:val="bullet"/>
       <w:lvlText w:val="●"/>
@@ -6729,7 +6837,7 @@
         <w:ind w:left="720" w:hanging="360"/>
       </w:pPr>
     </w:lvl>
-    <w:lvl w:ilvl="1" w:tplc="02D618D6">
+    <w:lvl w:ilvl="1" w:tplc="7A604DA4">
       <w:start w:val="1"/>
       <w:numFmt w:val="bullet"/>
       <w:lvlText w:val="○"/>
@@ -6738,7 +6846,7 @@
         <w:ind w:left="1440" w:hanging="360"/>
       </w:pPr>
     </w:lvl>
-    <w:lvl w:ilvl="2" w:tplc="324CE9F6">
+    <w:lvl w:ilvl="2" w:tplc="11F8B258">
       <w:start w:val="1"/>
       <w:numFmt w:val="bullet"/>
       <w:lvlText w:val="■"/>
@@ -6747,7 +6855,7 @@
         <w:ind w:left="2160" w:hanging="360"/>
       </w:pPr>
     </w:lvl>
-    <w:lvl w:ilvl="3" w:tplc="0A84EB5A">
+    <w:lvl w:ilvl="3" w:tplc="851CFC2E">
       <w:start w:val="1"/>
       <w:numFmt w:val="bullet"/>
       <w:lvlText w:val="●"/>
@@ -6756,7 +6864,7 @@
         <w:ind w:left="2880" w:hanging="360"/>
       </w:pPr>
     </w:lvl>
-    <w:lvl w:ilvl="4" w:tplc="6494F9AA">
+    <w:lvl w:ilvl="4" w:tplc="21528AEE">
       <w:start w:val="1"/>
       <w:numFmt w:val="bullet"/>
       <w:lvlText w:val="○"/>
@@ -6765,7 +6873,7 @@
         <w:ind w:left="3600" w:hanging="360"/>
       </w:pPr>
     </w:lvl>
-    <w:lvl w:ilvl="5" w:tplc="8D4ACD68">
+    <w:lvl w:ilvl="5" w:tplc="6950B348">
       <w:start w:val="1"/>
       <w:numFmt w:val="bullet"/>
       <w:lvlText w:val="■"/>
@@ -6774,7 +6882,7 @@
         <w:ind w:left="4320" w:hanging="360"/>
       </w:pPr>
     </w:lvl>
-    <w:lvl w:ilvl="6" w:tplc="A4F49FF8">
+    <w:lvl w:ilvl="6" w:tplc="727A41FC">
       <w:start w:val="1"/>
       <w:numFmt w:val="bullet"/>
       <w:lvlText w:val="●"/>
@@ -6783,7 +6891,7 @@
         <w:ind w:left="5040" w:hanging="360"/>
       </w:pPr>
     </w:lvl>
-    <w:lvl w:ilvl="7" w:tplc="9F2CE00E">
+    <w:lvl w:ilvl="7" w:tplc="DCB6C64C">
       <w:start w:val="1"/>
       <w:numFmt w:val="bullet"/>
       <w:lvlText w:val="●"/>
@@ -6792,7 +6900,7 @@
         <w:ind w:left="5760" w:hanging="360"/>
       </w:pPr>
     </w:lvl>
-    <w:lvl w:ilvl="8" w:tplc="F3967B0A">
+    <w:lvl w:ilvl="8" w:tplc="F2C2A722">
       <w:start w:val="1"/>
       <w:numFmt w:val="bullet"/>
       <w:lvlText w:val="●"/>
@@ -6802,122 +6910,14 @@
       </w:pPr>
     </w:lvl>
   </w:abstractNum>
-  <w:abstractNum w:abstractNumId="1" w15:restartNumberingAfterBreak="0">
-    <w:nsid w:val="39507C9C"/>
-    <w:multiLevelType w:val="hybridMultilevel"/>
-    <w:tmpl w:val="682AA87C"/>
-    <w:lvl w:ilvl="0" w:tplc="0886419A">
-      <w:start w:val="1"/>
-      <w:numFmt w:val="decimal"/>
-      <w:lvlText w:val="%1."/>
-      <w:lvlJc w:val="left"/>
-      <w:pPr>
-        <w:ind w:left="560" w:hanging="340"/>
-      </w:pPr>
-    </w:lvl>
-    <w:lvl w:ilvl="1" w:tplc="06125FA8">
-      <w:numFmt w:val="decimal"/>
-      <w:lvlText w:val=""/>
-      <w:lvlJc w:val="left"/>
-    </w:lvl>
-    <w:lvl w:ilvl="2" w:tplc="2C8C7034">
-      <w:numFmt w:val="decimal"/>
-      <w:lvlText w:val=""/>
-      <w:lvlJc w:val="left"/>
-    </w:lvl>
-    <w:lvl w:ilvl="3" w:tplc="1DDE488E">
-      <w:numFmt w:val="decimal"/>
-      <w:lvlText w:val=""/>
-      <w:lvlJc w:val="left"/>
-    </w:lvl>
-    <w:lvl w:ilvl="4" w:tplc="F9A23F56">
-      <w:numFmt w:val="decimal"/>
-      <w:lvlText w:val=""/>
-      <w:lvlJc w:val="left"/>
-    </w:lvl>
-    <w:lvl w:ilvl="5" w:tplc="138A169A">
-      <w:numFmt w:val="decimal"/>
-      <w:lvlText w:val=""/>
-      <w:lvlJc w:val="left"/>
-    </w:lvl>
-    <w:lvl w:ilvl="6" w:tplc="6998602E">
-      <w:numFmt w:val="decimal"/>
-      <w:lvlText w:val=""/>
-      <w:lvlJc w:val="left"/>
-    </w:lvl>
-    <w:lvl w:ilvl="7" w:tplc="24CE57E8">
-      <w:numFmt w:val="decimal"/>
-      <w:lvlText w:val=""/>
-      <w:lvlJc w:val="left"/>
-    </w:lvl>
-    <w:lvl w:ilvl="8" w:tplc="D52811DC">
-      <w:numFmt w:val="decimal"/>
-      <w:lvlText w:val=""/>
-      <w:lvlJc w:val="left"/>
-    </w:lvl>
-  </w:abstractNum>
-  <w:abstractNum w:abstractNumId="2" w15:restartNumberingAfterBreak="0">
-    <w:nsid w:val="44FE7491"/>
-    <w:multiLevelType w:val="hybridMultilevel"/>
-    <w:tmpl w:val="7A2A1FAE"/>
-    <w:lvl w:ilvl="0" w:tplc="DD8CEFE0">
-      <w:start w:val="1"/>
-      <w:numFmt w:val="bullet"/>
-      <w:lvlText w:val="•"/>
-      <w:lvlJc w:val="left"/>
-      <w:pPr>
-        <w:ind w:left="560" w:hanging="280"/>
-      </w:pPr>
-    </w:lvl>
-    <w:lvl w:ilvl="1" w:tplc="1BD07DDC">
-      <w:numFmt w:val="decimal"/>
-      <w:lvlText w:val=""/>
-      <w:lvlJc w:val="left"/>
-    </w:lvl>
-    <w:lvl w:ilvl="2" w:tplc="F8C2DBAA">
-      <w:numFmt w:val="decimal"/>
-      <w:lvlText w:val=""/>
-      <w:lvlJc w:val="left"/>
-    </w:lvl>
-    <w:lvl w:ilvl="3" w:tplc="8CEA86EA">
-      <w:numFmt w:val="decimal"/>
-      <w:lvlText w:val=""/>
-      <w:lvlJc w:val="left"/>
-    </w:lvl>
-    <w:lvl w:ilvl="4" w:tplc="3DE4CDDA">
-      <w:numFmt w:val="decimal"/>
-      <w:lvlText w:val=""/>
-      <w:lvlJc w:val="left"/>
-    </w:lvl>
-    <w:lvl w:ilvl="5" w:tplc="9A8C5214">
-      <w:numFmt w:val="decimal"/>
-      <w:lvlText w:val=""/>
-      <w:lvlJc w:val="left"/>
-    </w:lvl>
-    <w:lvl w:ilvl="6" w:tplc="3FFE5DA4">
-      <w:numFmt w:val="decimal"/>
-      <w:lvlText w:val=""/>
-      <w:lvlJc w:val="left"/>
-    </w:lvl>
-    <w:lvl w:ilvl="7" w:tplc="C2EA2A24">
-      <w:numFmt w:val="decimal"/>
-      <w:lvlText w:val=""/>
-      <w:lvlJc w:val="left"/>
-    </w:lvl>
-    <w:lvl w:ilvl="8" w:tplc="F67ED6B6">
-      <w:numFmt w:val="decimal"/>
-      <w:lvlText w:val=""/>
-      <w:lvlJc w:val="left"/>
-    </w:lvl>
-  </w:abstractNum>
-  <w:num w:numId="1" w16cid:durableId="695423530">
-    <w:abstractNumId w:val="0"/>
+  <w:num w:numId="1" w16cid:durableId="1516773428">
+    <w:abstractNumId w:val="2"/>
     <w:lvlOverride w:ilvl="0">
       <w:startOverride w:val="1"/>
     </w:lvlOverride>
   </w:num>
-  <w:num w:numId="2" w16cid:durableId="1436899516">
-    <w:abstractNumId w:val="1"/>
+  <w:num w:numId="2" w16cid:durableId="1258948853">
+    <w:abstractNumId w:val="0"/>
     <w:lvlOverride w:ilvl="0">
       <w:startOverride w:val="1"/>
     </w:lvlOverride>
@@ -7510,7 +7510,7 @@
     <w:autoRedefine/>
     <w:uiPriority w:val="39"/>
     <w:unhideWhenUsed/>
-    <w:rsid w:val="004D7C6D"/>
+    <w:rsid w:val="00C2218E"/>
     <w:pPr>
       <w:spacing w:after="100"/>
     </w:pPr>

--- a/public/documentos/ALC-04-procedimiento-de-validacion-del-alcance.docx
+++ b/public/documentos/ALC-04-procedimiento-de-validacion-del-alcance.docx
@@ -174,7 +174,7 @@
                 <wp:inline distT="0" distB="0" distL="0" distR="0">
                   <wp:extent cx="800100" cy="800100"/>
                   <wp:effectExtent l="0" t="0" r="0" b="0"/>
-                  <wp:docPr id="736709719" name="Imagen 736709719"/>
+                  <wp:docPr id="949083934" name="Imagen 949083934"/>
                   <wp:cNvGraphicFramePr>
                     <a:graphicFrameLocks xmlns:a="http://schemas.openxmlformats.org/drawingml/2006/main" noChangeAspect="1"/>
                   </wp:cNvGraphicFramePr>
@@ -2585,7 +2585,7 @@
     <w:sdt>
       <w:sdtPr>
         <w:alias w:val="Contenido"/>
-        <w:id w:val="-1804225085"/>
+        <w:id w:val="-1001813883"/>
       </w:sdtPr>
       <w:sdtEndPr/>
       <w:sdtContent>
@@ -2611,7 +2611,7 @@
           <w:r>
             <w:fldChar w:fldCharType="separate"/>
           </w:r>
-          <w:hyperlink w:anchor="_Toc242538836" w:history="1">
+          <w:hyperlink w:anchor="_Toc242540410" w:history="1">
             <w:r>
               <w:rPr>
                 <w:rStyle w:val="Hipervnculo"/>
@@ -2635,7 +2635,7 @@
               <w:rPr>
                 <w:noProof/>
               </w:rPr>
-              <w:instrText xml:space="preserve"> PAGEREF _Toc242538836 \h </w:instrText>
+              <w:instrText xml:space="preserve"> PAGEREF _Toc242540410 \h </w:instrText>
             </w:r>
             <w:r>
               <w:rPr>
@@ -2675,7 +2675,7 @@
               <w14:ligatures w14:val="standardContextual"/>
             </w:rPr>
           </w:pPr>
-          <w:hyperlink w:anchor="_Toc242538837" w:history="1">
+          <w:hyperlink w:anchor="_Toc242540411" w:history="1">
             <w:r>
               <w:rPr>
                 <w:rStyle w:val="Hipervnculo"/>
@@ -2699,7 +2699,7 @@
               <w:rPr>
                 <w:noProof/>
               </w:rPr>
-              <w:instrText xml:space="preserve"> PAGEREF _Toc242538837 \h </w:instrText>
+              <w:instrText xml:space="preserve"> PAGEREF _Toc242540411 \h </w:instrText>
             </w:r>
             <w:r>
               <w:rPr>
@@ -2739,7 +2739,7 @@
               <w14:ligatures w14:val="standardContextual"/>
             </w:rPr>
           </w:pPr>
-          <w:hyperlink w:anchor="_Toc242538838" w:history="1">
+          <w:hyperlink w:anchor="_Toc242540412" w:history="1">
             <w:r>
               <w:rPr>
                 <w:rStyle w:val="Hipervnculo"/>
@@ -2763,7 +2763,7 @@
               <w:rPr>
                 <w:noProof/>
               </w:rPr>
-              <w:instrText xml:space="preserve"> PAGEREF _Toc242538838 \h </w:instrText>
+              <w:instrText xml:space="preserve"> PAGEREF _Toc242540412 \h </w:instrText>
             </w:r>
             <w:r>
               <w:rPr>
@@ -2803,7 +2803,7 @@
               <w14:ligatures w14:val="standardContextual"/>
             </w:rPr>
           </w:pPr>
-          <w:hyperlink w:anchor="_Toc242538839" w:history="1">
+          <w:hyperlink w:anchor="_Toc242540413" w:history="1">
             <w:r>
               <w:rPr>
                 <w:rStyle w:val="Hipervnculo"/>
@@ -2827,7 +2827,7 @@
               <w:rPr>
                 <w:noProof/>
               </w:rPr>
-              <w:instrText xml:space="preserve"> PAGEREF _Toc242538839 \h </w:instrText>
+              <w:instrText xml:space="preserve"> PAGEREF _Toc242540413 \h </w:instrText>
             </w:r>
             <w:r>
               <w:rPr>
@@ -2877,7 +2877,7 @@
       <w:pPr>
         <w:pStyle w:val="Ttulo1"/>
       </w:pPr>
-      <w:bookmarkStart w:id="0" w:name="_Toc242538836"/>
+      <w:bookmarkStart w:id="0" w:name="_Toc242540410"/>
       <w:r>
         <w:lastRenderedPageBreak/>
         <w:t>1. Propósito</w:t>
@@ -2897,7 +2897,7 @@
       <w:pPr>
         <w:pStyle w:val="Ttulo1"/>
       </w:pPr>
-      <w:bookmarkStart w:id="1" w:name="_Toc242538837"/>
+      <w:bookmarkStart w:id="1" w:name="_Toc242540411"/>
       <w:r>
         <w:t>2. Procedimiento</w:t>
       </w:r>
@@ -3498,7 +3498,7 @@
       <w:pPr>
         <w:pStyle w:val="Ttulo1"/>
       </w:pPr>
-      <w:bookmarkStart w:id="2" w:name="_Toc242538838"/>
+      <w:bookmarkStart w:id="2" w:name="_Toc242540412"/>
       <w:r>
         <w:t>3. Plan de validación por hito</w:t>
       </w:r>
@@ -4945,7 +4945,7 @@
       <w:pPr>
         <w:pStyle w:val="Ttulo1"/>
       </w:pPr>
-      <w:bookmarkStart w:id="3" w:name="_Toc242538839"/>
+      <w:bookmarkStart w:id="3" w:name="_Toc242540413"/>
       <w:r>
         <w:t>4. Formato de acta de aceptación</w:t>
       </w:r>
@@ -6717,10 +6717,10 @@
 <file path=word/numbering.xml><?xml version="1.0" encoding="utf-8"?>
 <w:numbering xmlns:wpc="http://schemas.microsoft.com/office/word/2010/wordprocessingCanvas" xmlns:cx="http://schemas.microsoft.com/office/drawing/2014/chartex" xmlns:cx1="http://schemas.microsoft.com/office/drawing/2015/9/8/chartex" xmlns:cx2="http://schemas.microsoft.com/office/drawing/2015/10/21/chartex" xmlns:cx3="http://schemas.microsoft.com/office/drawing/2016/5/9/chartex" xmlns:cx4="http://schemas.microsoft.com/office/drawing/2016/5/10/chartex" xmlns:cx5="http://schemas.microsoft.com/office/drawing/2016/5/11/chartex" xmlns:cx6="http://schemas.microsoft.com/office/drawing/2016/5/12/chartex" xmlns:cx7="http://schemas.microsoft.com/office/drawing/2016/5/13/chartex" xmlns:cx8="http://schemas.microsoft.com/office/drawing/2016/5/14/chartex" xmlns:mc="http://schemas.openxmlformats.org/markup-compatibility/2006" xmlns:aink="http://schemas.microsoft.com/office/drawing/2016/ink" xmlns:am3d="http://schemas.microsoft.com/office/drawing/2017/model3d" xmlns:o="urn:schemas-microsoft-com:office:office" xmlns:oel="http://schemas.microsoft.com/office/2019/extlst" xmlns:r="http://schemas.openxmlformats.org/officeDocument/2006/relationships" xmlns:m="http://schemas.openxmlformats.org/officeDocument/2006/math" xmlns:v="urn:schemas-microsoft-com:vml" xmlns:wp14="http://schemas.microsoft.com/office/word/2010/wordprocessingDrawing" xmlns:wp="http://schemas.openxmlformats.org/drawingml/2006/wordprocessingDrawing" xmlns:w10="urn:schemas-microsoft-com:office:word" xmlns:w="http://schemas.openxmlformats.org/wordprocessingml/2006/main" xmlns:w14="http://schemas.microsoft.com/office/word/2010/wordml" xmlns:w15="http://schemas.microsoft.com/office/word/2012/wordml" xmlns:w16cex="http://schemas.microsoft.com/office/word/2018/wordml/cex" xmlns:w16cid="http://schemas.microsoft.com/office/word/2016/wordml/cid" xmlns:w16="http://schemas.microsoft.com/office/word/2018/wordml" xmlns:w16du="http://schemas.microsoft.com/office/word/2023/wordml/word16du" xmlns:w16sdtdh="http://schemas.microsoft.com/office/word/2020/wordml/sdtdatahash" xmlns:w16sdtfl="http://schemas.microsoft.com/office/word/2024/wordml/sdtformatlock" xmlns:w16se="http://schemas.microsoft.com/office/word/2015/wordml/symex" xmlns:wpg="http://schemas.microsoft.com/office/word/2010/wordprocessingGroup" xmlns:wpi="http://schemas.microsoft.com/office/word/2010/wordprocessingInk" xmlns:wne="http://schemas.microsoft.com/office/word/2006/wordml" xmlns:wps="http://schemas.microsoft.com/office/word/2010/wordprocessingShape" mc:Ignorable="w14 w15 w16se w16cid w16 w16cex w16sdtdh w16sdtfl w16du wp14">
   <w:abstractNum w:abstractNumId="0" w15:restartNumberingAfterBreak="0">
-    <w:nsid w:val="29723FF2"/>
+    <w:nsid w:val="191F6EDF"/>
     <w:multiLevelType w:val="hybridMultilevel"/>
-    <w:tmpl w:val="F53C9D9A"/>
-    <w:lvl w:ilvl="0" w:tplc="B4A80A80">
+    <w:tmpl w:val="80CED634"/>
+    <w:lvl w:ilvl="0" w:tplc="0A560476">
       <w:start w:val="1"/>
       <w:numFmt w:val="decimal"/>
       <w:lvlText w:val="%1."/>
@@ -6729,106 +6729,52 @@
         <w:ind w:left="560" w:hanging="340"/>
       </w:pPr>
     </w:lvl>
-    <w:lvl w:ilvl="1" w:tplc="1AB26A1A">
+    <w:lvl w:ilvl="1" w:tplc="603C7C2A">
       <w:numFmt w:val="decimal"/>
       <w:lvlText w:val=""/>
       <w:lvlJc w:val="left"/>
     </w:lvl>
-    <w:lvl w:ilvl="2" w:tplc="06DEDC8E">
+    <w:lvl w:ilvl="2" w:tplc="EAB01BF8">
       <w:numFmt w:val="decimal"/>
       <w:lvlText w:val=""/>
       <w:lvlJc w:val="left"/>
     </w:lvl>
-    <w:lvl w:ilvl="3" w:tplc="E0F01206">
+    <w:lvl w:ilvl="3" w:tplc="4E42C8D0">
       <w:numFmt w:val="decimal"/>
       <w:lvlText w:val=""/>
       <w:lvlJc w:val="left"/>
     </w:lvl>
-    <w:lvl w:ilvl="4" w:tplc="F5A6974E">
+    <w:lvl w:ilvl="4" w:tplc="5AEEBD20">
       <w:numFmt w:val="decimal"/>
       <w:lvlText w:val=""/>
       <w:lvlJc w:val="left"/>
     </w:lvl>
-    <w:lvl w:ilvl="5" w:tplc="28F2332A">
+    <w:lvl w:ilvl="5" w:tplc="25A0EDFC">
       <w:numFmt w:val="decimal"/>
       <w:lvlText w:val=""/>
       <w:lvlJc w:val="left"/>
     </w:lvl>
-    <w:lvl w:ilvl="6" w:tplc="1F0211EA">
+    <w:lvl w:ilvl="6" w:tplc="99303A78">
       <w:numFmt w:val="decimal"/>
       <w:lvlText w:val=""/>
       <w:lvlJc w:val="left"/>
     </w:lvl>
-    <w:lvl w:ilvl="7" w:tplc="99C23786">
+    <w:lvl w:ilvl="7" w:tplc="986E5C80">
       <w:numFmt w:val="decimal"/>
       <w:lvlText w:val=""/>
       <w:lvlJc w:val="left"/>
     </w:lvl>
-    <w:lvl w:ilvl="8" w:tplc="93E082A0">
+    <w:lvl w:ilvl="8" w:tplc="31E6A470">
       <w:numFmt w:val="decimal"/>
       <w:lvlText w:val=""/>
       <w:lvlJc w:val="left"/>
     </w:lvl>
   </w:abstractNum>
   <w:abstractNum w:abstractNumId="1" w15:restartNumberingAfterBreak="0">
-    <w:nsid w:val="36CC601C"/>
+    <w:nsid w:val="40222A69"/>
     <w:multiLevelType w:val="hybridMultilevel"/>
-    <w:tmpl w:val="BE986112"/>
-    <w:lvl w:ilvl="0" w:tplc="49B06676">
-      <w:start w:val="1"/>
-      <w:numFmt w:val="bullet"/>
-      <w:lvlText w:val="•"/>
-      <w:lvlJc w:val="left"/>
-      <w:pPr>
-        <w:ind w:left="560" w:hanging="280"/>
-      </w:pPr>
-    </w:lvl>
-    <w:lvl w:ilvl="1" w:tplc="137AB1F6">
-      <w:numFmt w:val="decimal"/>
-      <w:lvlText w:val=""/>
-      <w:lvlJc w:val="left"/>
-    </w:lvl>
-    <w:lvl w:ilvl="2" w:tplc="AF107378">
-      <w:numFmt w:val="decimal"/>
-      <w:lvlText w:val=""/>
-      <w:lvlJc w:val="left"/>
-    </w:lvl>
-    <w:lvl w:ilvl="3" w:tplc="5D04EEA2">
-      <w:numFmt w:val="decimal"/>
-      <w:lvlText w:val=""/>
-      <w:lvlJc w:val="left"/>
-    </w:lvl>
-    <w:lvl w:ilvl="4" w:tplc="731C6F98">
-      <w:numFmt w:val="decimal"/>
-      <w:lvlText w:val=""/>
-      <w:lvlJc w:val="left"/>
-    </w:lvl>
-    <w:lvl w:ilvl="5" w:tplc="AB8811EA">
-      <w:numFmt w:val="decimal"/>
-      <w:lvlText w:val=""/>
-      <w:lvlJc w:val="left"/>
-    </w:lvl>
-    <w:lvl w:ilvl="6" w:tplc="BBEE3748">
-      <w:numFmt w:val="decimal"/>
-      <w:lvlText w:val=""/>
-      <w:lvlJc w:val="left"/>
-    </w:lvl>
-    <w:lvl w:ilvl="7" w:tplc="148CC024">
-      <w:numFmt w:val="decimal"/>
-      <w:lvlText w:val=""/>
-      <w:lvlJc w:val="left"/>
-    </w:lvl>
-    <w:lvl w:ilvl="8" w:tplc="E168EFB4">
-      <w:numFmt w:val="decimal"/>
-      <w:lvlText w:val=""/>
-      <w:lvlJc w:val="left"/>
-    </w:lvl>
-  </w:abstractNum>
-  <w:abstractNum w:abstractNumId="2" w15:restartNumberingAfterBreak="0">
-    <w:nsid w:val="64752497"/>
-    <w:multiLevelType w:val="hybridMultilevel"/>
-    <w:tmpl w:val="B6A0AC2C"/>
-    <w:lvl w:ilvl="0" w:tplc="8AC4FF58">
+    <w:tmpl w:val="930CDA6A"/>
+    <w:lvl w:ilvl="0" w:tplc="A558C10A">
       <w:start w:val="1"/>
       <w:numFmt w:val="bullet"/>
       <w:lvlText w:val="●"/>
@@ -6837,7 +6783,7 @@
         <w:ind w:left="720" w:hanging="360"/>
       </w:pPr>
     </w:lvl>
-    <w:lvl w:ilvl="1" w:tplc="7A604DA4">
+    <w:lvl w:ilvl="1" w:tplc="3DB49652">
       <w:start w:val="1"/>
       <w:numFmt w:val="bullet"/>
       <w:lvlText w:val="○"/>
@@ -6846,7 +6792,7 @@
         <w:ind w:left="1440" w:hanging="360"/>
       </w:pPr>
     </w:lvl>
-    <w:lvl w:ilvl="2" w:tplc="11F8B258">
+    <w:lvl w:ilvl="2" w:tplc="726C2C80">
       <w:start w:val="1"/>
       <w:numFmt w:val="bullet"/>
       <w:lvlText w:val="■"/>
@@ -6855,7 +6801,7 @@
         <w:ind w:left="2160" w:hanging="360"/>
       </w:pPr>
     </w:lvl>
-    <w:lvl w:ilvl="3" w:tplc="851CFC2E">
+    <w:lvl w:ilvl="3" w:tplc="A92A3206">
       <w:start w:val="1"/>
       <w:numFmt w:val="bullet"/>
       <w:lvlText w:val="●"/>
@@ -6864,7 +6810,7 @@
         <w:ind w:left="2880" w:hanging="360"/>
       </w:pPr>
     </w:lvl>
-    <w:lvl w:ilvl="4" w:tplc="21528AEE">
+    <w:lvl w:ilvl="4" w:tplc="9252CDFC">
       <w:start w:val="1"/>
       <w:numFmt w:val="bullet"/>
       <w:lvlText w:val="○"/>
@@ -6873,7 +6819,7 @@
         <w:ind w:left="3600" w:hanging="360"/>
       </w:pPr>
     </w:lvl>
-    <w:lvl w:ilvl="5" w:tplc="6950B348">
+    <w:lvl w:ilvl="5" w:tplc="B35C7088">
       <w:start w:val="1"/>
       <w:numFmt w:val="bullet"/>
       <w:lvlText w:val="■"/>
@@ -6882,7 +6828,7 @@
         <w:ind w:left="4320" w:hanging="360"/>
       </w:pPr>
     </w:lvl>
-    <w:lvl w:ilvl="6" w:tplc="727A41FC">
+    <w:lvl w:ilvl="6" w:tplc="B582B422">
       <w:start w:val="1"/>
       <w:numFmt w:val="bullet"/>
       <w:lvlText w:val="●"/>
@@ -6891,7 +6837,7 @@
         <w:ind w:left="5040" w:hanging="360"/>
       </w:pPr>
     </w:lvl>
-    <w:lvl w:ilvl="7" w:tplc="DCB6C64C">
+    <w:lvl w:ilvl="7" w:tplc="2506B1DE">
       <w:start w:val="1"/>
       <w:numFmt w:val="bullet"/>
       <w:lvlText w:val="●"/>
@@ -6900,7 +6846,7 @@
         <w:ind w:left="5760" w:hanging="360"/>
       </w:pPr>
     </w:lvl>
-    <w:lvl w:ilvl="8" w:tplc="F2C2A722">
+    <w:lvl w:ilvl="8" w:tplc="234EE7A0">
       <w:start w:val="1"/>
       <w:numFmt w:val="bullet"/>
       <w:lvlText w:val="●"/>
@@ -6910,13 +6856,67 @@
       </w:pPr>
     </w:lvl>
   </w:abstractNum>
-  <w:num w:numId="1" w16cid:durableId="1516773428">
-    <w:abstractNumId w:val="2"/>
+  <w:abstractNum w:abstractNumId="2" w15:restartNumberingAfterBreak="0">
+    <w:nsid w:val="64B429A4"/>
+    <w:multiLevelType w:val="hybridMultilevel"/>
+    <w:tmpl w:val="56C67C8E"/>
+    <w:lvl w:ilvl="0" w:tplc="CEF4F084">
+      <w:start w:val="1"/>
+      <w:numFmt w:val="bullet"/>
+      <w:lvlText w:val="•"/>
+      <w:lvlJc w:val="left"/>
+      <w:pPr>
+        <w:ind w:left="560" w:hanging="280"/>
+      </w:pPr>
+    </w:lvl>
+    <w:lvl w:ilvl="1" w:tplc="AED6F9F6">
+      <w:numFmt w:val="decimal"/>
+      <w:lvlText w:val=""/>
+      <w:lvlJc w:val="left"/>
+    </w:lvl>
+    <w:lvl w:ilvl="2" w:tplc="1960F80A">
+      <w:numFmt w:val="decimal"/>
+      <w:lvlText w:val=""/>
+      <w:lvlJc w:val="left"/>
+    </w:lvl>
+    <w:lvl w:ilvl="3" w:tplc="3252F00A">
+      <w:numFmt w:val="decimal"/>
+      <w:lvlText w:val=""/>
+      <w:lvlJc w:val="left"/>
+    </w:lvl>
+    <w:lvl w:ilvl="4" w:tplc="568EFDE2">
+      <w:numFmt w:val="decimal"/>
+      <w:lvlText w:val=""/>
+      <w:lvlJc w:val="left"/>
+    </w:lvl>
+    <w:lvl w:ilvl="5" w:tplc="557E5A2E">
+      <w:numFmt w:val="decimal"/>
+      <w:lvlText w:val=""/>
+      <w:lvlJc w:val="left"/>
+    </w:lvl>
+    <w:lvl w:ilvl="6" w:tplc="F9061EF2">
+      <w:numFmt w:val="decimal"/>
+      <w:lvlText w:val=""/>
+      <w:lvlJc w:val="left"/>
+    </w:lvl>
+    <w:lvl w:ilvl="7" w:tplc="6B0652EC">
+      <w:numFmt w:val="decimal"/>
+      <w:lvlText w:val=""/>
+      <w:lvlJc w:val="left"/>
+    </w:lvl>
+    <w:lvl w:ilvl="8" w:tplc="816C8CE2">
+      <w:numFmt w:val="decimal"/>
+      <w:lvlText w:val=""/>
+      <w:lvlJc w:val="left"/>
+    </w:lvl>
+  </w:abstractNum>
+  <w:num w:numId="1" w16cid:durableId="1596592629">
+    <w:abstractNumId w:val="1"/>
     <w:lvlOverride w:ilvl="0">
       <w:startOverride w:val="1"/>
     </w:lvlOverride>
   </w:num>
-  <w:num w:numId="2" w16cid:durableId="1258948853">
+  <w:num w:numId="2" w16cid:durableId="108201939">
     <w:abstractNumId w:val="0"/>
     <w:lvlOverride w:ilvl="0">
       <w:startOverride w:val="1"/>
@@ -7510,7 +7510,7 @@
     <w:autoRedefine/>
     <w:uiPriority w:val="39"/>
     <w:unhideWhenUsed/>
-    <w:rsid w:val="00C2218E"/>
+    <w:rsid w:val="001561D5"/>
     <w:pPr>
       <w:spacing w:after="100"/>
     </w:pPr>

--- a/public/documentos/ALC-04-procedimiento-de-validacion-del-alcance.docx
+++ b/public/documentos/ALC-04-procedimiento-de-validacion-del-alcance.docx
@@ -52,7 +52,7 @@
                 <w:noProof/>
               </w:rPr>
               <w:drawing>
-                <wp:inline distT="0" distB="0" distL="0" distR="0">
+                <wp:inline distT="0" distB="0" distL="0" distR="0" wp14:anchorId="2662026C" wp14:editId="1903B6FA">
                   <wp:extent cx="990600" cy="990600"/>
                   <wp:effectExtent l="0" t="0" r="0" b="0"/>
                   <wp:docPr id="1" name="Imagen 1"/>
@@ -171,10 +171,10 @@
                 <w:noProof/>
               </w:rPr>
               <w:drawing>
-                <wp:inline distT="0" distB="0" distL="0" distR="0">
+                <wp:inline distT="0" distB="0" distL="0" distR="0" wp14:anchorId="3E8F4676" wp14:editId="198EF074">
                   <wp:extent cx="800100" cy="800100"/>
                   <wp:effectExtent l="0" t="0" r="0" b="0"/>
-                  <wp:docPr id="949083934" name="Imagen 949083934"/>
+                  <wp:docPr id="893375667" name="Imagen 893375667"/>
                   <wp:cNvGraphicFramePr>
                     <a:graphicFrameLocks xmlns:a="http://schemas.openxmlformats.org/drawingml/2006/main" noChangeAspect="1"/>
                   </wp:cNvGraphicFramePr>
@@ -2585,7 +2585,7 @@
     <w:sdt>
       <w:sdtPr>
         <w:alias w:val="Contenido"/>
-        <w:id w:val="-1001813883"/>
+        <w:id w:val="1664824331"/>
       </w:sdtPr>
       <w:sdtEndPr/>
       <w:sdtContent>
@@ -2611,7 +2611,7 @@
           <w:r>
             <w:fldChar w:fldCharType="separate"/>
           </w:r>
-          <w:hyperlink w:anchor="_Toc242540410" w:history="1">
+          <w:hyperlink w:anchor="_Toc242543490" w:history="1">
             <w:r>
               <w:rPr>
                 <w:rStyle w:val="Hipervnculo"/>
@@ -2635,7 +2635,7 @@
               <w:rPr>
                 <w:noProof/>
               </w:rPr>
-              <w:instrText xml:space="preserve"> PAGEREF _Toc242540410 \h </w:instrText>
+              <w:instrText xml:space="preserve"> PAGEREF _Toc242543490 \h </w:instrText>
             </w:r>
             <w:r>
               <w:rPr>
@@ -2675,7 +2675,7 @@
               <w14:ligatures w14:val="standardContextual"/>
             </w:rPr>
           </w:pPr>
-          <w:hyperlink w:anchor="_Toc242540411" w:history="1">
+          <w:hyperlink w:anchor="_Toc242543491" w:history="1">
             <w:r>
               <w:rPr>
                 <w:rStyle w:val="Hipervnculo"/>
@@ -2699,7 +2699,7 @@
               <w:rPr>
                 <w:noProof/>
               </w:rPr>
-              <w:instrText xml:space="preserve"> PAGEREF _Toc242540411 \h </w:instrText>
+              <w:instrText xml:space="preserve"> PAGEREF _Toc242543491 \h </w:instrText>
             </w:r>
             <w:r>
               <w:rPr>
@@ -2739,7 +2739,7 @@
               <w14:ligatures w14:val="standardContextual"/>
             </w:rPr>
           </w:pPr>
-          <w:hyperlink w:anchor="_Toc242540412" w:history="1">
+          <w:hyperlink w:anchor="_Toc242543492" w:history="1">
             <w:r>
               <w:rPr>
                 <w:rStyle w:val="Hipervnculo"/>
@@ -2763,7 +2763,7 @@
               <w:rPr>
                 <w:noProof/>
               </w:rPr>
-              <w:instrText xml:space="preserve"> PAGEREF _Toc242540412 \h </w:instrText>
+              <w:instrText xml:space="preserve"> PAGEREF _Toc242543492 \h </w:instrText>
             </w:r>
             <w:r>
               <w:rPr>
@@ -2803,7 +2803,7 @@
               <w14:ligatures w14:val="standardContextual"/>
             </w:rPr>
           </w:pPr>
-          <w:hyperlink w:anchor="_Toc242540413" w:history="1">
+          <w:hyperlink w:anchor="_Toc242543493" w:history="1">
             <w:r>
               <w:rPr>
                 <w:rStyle w:val="Hipervnculo"/>
@@ -2827,7 +2827,7 @@
               <w:rPr>
                 <w:noProof/>
               </w:rPr>
-              <w:instrText xml:space="preserve"> PAGEREF _Toc242540413 \h </w:instrText>
+              <w:instrText xml:space="preserve"> PAGEREF _Toc242543493 \h </w:instrText>
             </w:r>
             <w:r>
               <w:rPr>
@@ -2877,7 +2877,7 @@
       <w:pPr>
         <w:pStyle w:val="Ttulo1"/>
       </w:pPr>
-      <w:bookmarkStart w:id="0" w:name="_Toc242540410"/>
+      <w:bookmarkStart w:id="0" w:name="_Toc242543490"/>
       <w:r>
         <w:lastRenderedPageBreak/>
         <w:t>1. Propósito</w:t>
@@ -2897,7 +2897,7 @@
       <w:pPr>
         <w:pStyle w:val="Ttulo1"/>
       </w:pPr>
-      <w:bookmarkStart w:id="1" w:name="_Toc242540411"/>
+      <w:bookmarkStart w:id="1" w:name="_Toc242543491"/>
       <w:r>
         <w:t>2. Procedimiento</w:t>
       </w:r>
@@ -3498,7 +3498,7 @@
       <w:pPr>
         <w:pStyle w:val="Ttulo1"/>
       </w:pPr>
-      <w:bookmarkStart w:id="2" w:name="_Toc242540412"/>
+      <w:bookmarkStart w:id="2" w:name="_Toc242543492"/>
       <w:r>
         <w:t>3. Plan de validación por hito</w:t>
       </w:r>
@@ -4945,7 +4945,7 @@
       <w:pPr>
         <w:pStyle w:val="Ttulo1"/>
       </w:pPr>
-      <w:bookmarkStart w:id="3" w:name="_Toc242540413"/>
+      <w:bookmarkStart w:id="3" w:name="_Toc242543493"/>
       <w:r>
         <w:t>4. Formato de acta de aceptación</w:t>
       </w:r>
@@ -6717,10 +6717,64 @@
 <file path=word/numbering.xml><?xml version="1.0" encoding="utf-8"?>
 <w:numbering xmlns:wpc="http://schemas.microsoft.com/office/word/2010/wordprocessingCanvas" xmlns:cx="http://schemas.microsoft.com/office/drawing/2014/chartex" xmlns:cx1="http://schemas.microsoft.com/office/drawing/2015/9/8/chartex" xmlns:cx2="http://schemas.microsoft.com/office/drawing/2015/10/21/chartex" xmlns:cx3="http://schemas.microsoft.com/office/drawing/2016/5/9/chartex" xmlns:cx4="http://schemas.microsoft.com/office/drawing/2016/5/10/chartex" xmlns:cx5="http://schemas.microsoft.com/office/drawing/2016/5/11/chartex" xmlns:cx6="http://schemas.microsoft.com/office/drawing/2016/5/12/chartex" xmlns:cx7="http://schemas.microsoft.com/office/drawing/2016/5/13/chartex" xmlns:cx8="http://schemas.microsoft.com/office/drawing/2016/5/14/chartex" xmlns:mc="http://schemas.openxmlformats.org/markup-compatibility/2006" xmlns:aink="http://schemas.microsoft.com/office/drawing/2016/ink" xmlns:am3d="http://schemas.microsoft.com/office/drawing/2017/model3d" xmlns:o="urn:schemas-microsoft-com:office:office" xmlns:oel="http://schemas.microsoft.com/office/2019/extlst" xmlns:r="http://schemas.openxmlformats.org/officeDocument/2006/relationships" xmlns:m="http://schemas.openxmlformats.org/officeDocument/2006/math" xmlns:v="urn:schemas-microsoft-com:vml" xmlns:wp14="http://schemas.microsoft.com/office/word/2010/wordprocessingDrawing" xmlns:wp="http://schemas.openxmlformats.org/drawingml/2006/wordprocessingDrawing" xmlns:w10="urn:schemas-microsoft-com:office:word" xmlns:w="http://schemas.openxmlformats.org/wordprocessingml/2006/main" xmlns:w14="http://schemas.microsoft.com/office/word/2010/wordml" xmlns:w15="http://schemas.microsoft.com/office/word/2012/wordml" xmlns:w16cex="http://schemas.microsoft.com/office/word/2018/wordml/cex" xmlns:w16cid="http://schemas.microsoft.com/office/word/2016/wordml/cid" xmlns:w16="http://schemas.microsoft.com/office/word/2018/wordml" xmlns:w16du="http://schemas.microsoft.com/office/word/2023/wordml/word16du" xmlns:w16sdtdh="http://schemas.microsoft.com/office/word/2020/wordml/sdtdatahash" xmlns:w16sdtfl="http://schemas.microsoft.com/office/word/2024/wordml/sdtformatlock" xmlns:w16se="http://schemas.microsoft.com/office/word/2015/wordml/symex" xmlns:wpg="http://schemas.microsoft.com/office/word/2010/wordprocessingGroup" xmlns:wpi="http://schemas.microsoft.com/office/word/2010/wordprocessingInk" xmlns:wne="http://schemas.microsoft.com/office/word/2006/wordml" xmlns:wps="http://schemas.microsoft.com/office/word/2010/wordprocessingShape" mc:Ignorable="w14 w15 w16se w16cid w16 w16cex w16sdtdh w16sdtfl w16du wp14">
   <w:abstractNum w:abstractNumId="0" w15:restartNumberingAfterBreak="0">
-    <w:nsid w:val="191F6EDF"/>
+    <w:nsid w:val="0A7433C0"/>
     <w:multiLevelType w:val="hybridMultilevel"/>
-    <w:tmpl w:val="80CED634"/>
-    <w:lvl w:ilvl="0" w:tplc="0A560476">
+    <w:tmpl w:val="F73A1D26"/>
+    <w:lvl w:ilvl="0" w:tplc="86D29908">
+      <w:start w:val="1"/>
+      <w:numFmt w:val="bullet"/>
+      <w:lvlText w:val="•"/>
+      <w:lvlJc w:val="left"/>
+      <w:pPr>
+        <w:ind w:left="560" w:hanging="280"/>
+      </w:pPr>
+    </w:lvl>
+    <w:lvl w:ilvl="1" w:tplc="5100C540">
+      <w:numFmt w:val="decimal"/>
+      <w:lvlText w:val=""/>
+      <w:lvlJc w:val="left"/>
+    </w:lvl>
+    <w:lvl w:ilvl="2" w:tplc="D8D03276">
+      <w:numFmt w:val="decimal"/>
+      <w:lvlText w:val=""/>
+      <w:lvlJc w:val="left"/>
+    </w:lvl>
+    <w:lvl w:ilvl="3" w:tplc="2CCAA9AC">
+      <w:numFmt w:val="decimal"/>
+      <w:lvlText w:val=""/>
+      <w:lvlJc w:val="left"/>
+    </w:lvl>
+    <w:lvl w:ilvl="4" w:tplc="A3883E8A">
+      <w:numFmt w:val="decimal"/>
+      <w:lvlText w:val=""/>
+      <w:lvlJc w:val="left"/>
+    </w:lvl>
+    <w:lvl w:ilvl="5" w:tplc="C78611C8">
+      <w:numFmt w:val="decimal"/>
+      <w:lvlText w:val=""/>
+      <w:lvlJc w:val="left"/>
+    </w:lvl>
+    <w:lvl w:ilvl="6" w:tplc="927AD5D6">
+      <w:numFmt w:val="decimal"/>
+      <w:lvlText w:val=""/>
+      <w:lvlJc w:val="left"/>
+    </w:lvl>
+    <w:lvl w:ilvl="7" w:tplc="2F1A8166">
+      <w:numFmt w:val="decimal"/>
+      <w:lvlText w:val=""/>
+      <w:lvlJc w:val="left"/>
+    </w:lvl>
+    <w:lvl w:ilvl="8" w:tplc="AA642806">
+      <w:numFmt w:val="decimal"/>
+      <w:lvlText w:val=""/>
+      <w:lvlJc w:val="left"/>
+    </w:lvl>
+  </w:abstractNum>
+  <w:abstractNum w:abstractNumId="1" w15:restartNumberingAfterBreak="0">
+    <w:nsid w:val="128F36B4"/>
+    <w:multiLevelType w:val="hybridMultilevel"/>
+    <w:tmpl w:val="D15AFBE4"/>
+    <w:lvl w:ilvl="0" w:tplc="088ADEC8">
       <w:start w:val="1"/>
       <w:numFmt w:val="decimal"/>
       <w:lvlText w:val="%1."/>
@@ -6729,52 +6783,52 @@
         <w:ind w:left="560" w:hanging="340"/>
       </w:pPr>
     </w:lvl>
-    <w:lvl w:ilvl="1" w:tplc="603C7C2A">
+    <w:lvl w:ilvl="1" w:tplc="5D5297BE">
       <w:numFmt w:val="decimal"/>
       <w:lvlText w:val=""/>
       <w:lvlJc w:val="left"/>
     </w:lvl>
-    <w:lvl w:ilvl="2" w:tplc="EAB01BF8">
+    <w:lvl w:ilvl="2" w:tplc="DBEEF9C8">
       <w:numFmt w:val="decimal"/>
       <w:lvlText w:val=""/>
       <w:lvlJc w:val="left"/>
     </w:lvl>
-    <w:lvl w:ilvl="3" w:tplc="4E42C8D0">
+    <w:lvl w:ilvl="3" w:tplc="2898B0B8">
       <w:numFmt w:val="decimal"/>
       <w:lvlText w:val=""/>
       <w:lvlJc w:val="left"/>
     </w:lvl>
-    <w:lvl w:ilvl="4" w:tplc="5AEEBD20">
+    <w:lvl w:ilvl="4" w:tplc="1BCA82E4">
       <w:numFmt w:val="decimal"/>
       <w:lvlText w:val=""/>
       <w:lvlJc w:val="left"/>
     </w:lvl>
-    <w:lvl w:ilvl="5" w:tplc="25A0EDFC">
+    <w:lvl w:ilvl="5" w:tplc="E1FACFD2">
       <w:numFmt w:val="decimal"/>
       <w:lvlText w:val=""/>
       <w:lvlJc w:val="left"/>
     </w:lvl>
-    <w:lvl w:ilvl="6" w:tplc="99303A78">
+    <w:lvl w:ilvl="6" w:tplc="67302E52">
       <w:numFmt w:val="decimal"/>
       <w:lvlText w:val=""/>
       <w:lvlJc w:val="left"/>
     </w:lvl>
-    <w:lvl w:ilvl="7" w:tplc="986E5C80">
+    <w:lvl w:ilvl="7" w:tplc="54C209FC">
       <w:numFmt w:val="decimal"/>
       <w:lvlText w:val=""/>
       <w:lvlJc w:val="left"/>
     </w:lvl>
-    <w:lvl w:ilvl="8" w:tplc="31E6A470">
+    <w:lvl w:ilvl="8" w:tplc="7DDCBCD0">
       <w:numFmt w:val="decimal"/>
       <w:lvlText w:val=""/>
       <w:lvlJc w:val="left"/>
     </w:lvl>
   </w:abstractNum>
-  <w:abstractNum w:abstractNumId="1" w15:restartNumberingAfterBreak="0">
-    <w:nsid w:val="40222A69"/>
+  <w:abstractNum w:abstractNumId="2" w15:restartNumberingAfterBreak="0">
+    <w:nsid w:val="5AFF2F3F"/>
     <w:multiLevelType w:val="hybridMultilevel"/>
-    <w:tmpl w:val="930CDA6A"/>
-    <w:lvl w:ilvl="0" w:tplc="A558C10A">
+    <w:tmpl w:val="60D67E58"/>
+    <w:lvl w:ilvl="0" w:tplc="6C5A1AA6">
       <w:start w:val="1"/>
       <w:numFmt w:val="bullet"/>
       <w:lvlText w:val="●"/>
@@ -6783,7 +6837,7 @@
         <w:ind w:left="720" w:hanging="360"/>
       </w:pPr>
     </w:lvl>
-    <w:lvl w:ilvl="1" w:tplc="3DB49652">
+    <w:lvl w:ilvl="1" w:tplc="CC7089B2">
       <w:start w:val="1"/>
       <w:numFmt w:val="bullet"/>
       <w:lvlText w:val="○"/>
@@ -6792,7 +6846,7 @@
         <w:ind w:left="1440" w:hanging="360"/>
       </w:pPr>
     </w:lvl>
-    <w:lvl w:ilvl="2" w:tplc="726C2C80">
+    <w:lvl w:ilvl="2" w:tplc="D9AE8898">
       <w:start w:val="1"/>
       <w:numFmt w:val="bullet"/>
       <w:lvlText w:val="■"/>
@@ -6801,7 +6855,7 @@
         <w:ind w:left="2160" w:hanging="360"/>
       </w:pPr>
     </w:lvl>
-    <w:lvl w:ilvl="3" w:tplc="A92A3206">
+    <w:lvl w:ilvl="3" w:tplc="B8C613CE">
       <w:start w:val="1"/>
       <w:numFmt w:val="bullet"/>
       <w:lvlText w:val="●"/>
@@ -6810,7 +6864,7 @@
         <w:ind w:left="2880" w:hanging="360"/>
       </w:pPr>
     </w:lvl>
-    <w:lvl w:ilvl="4" w:tplc="9252CDFC">
+    <w:lvl w:ilvl="4" w:tplc="232A80B8">
       <w:start w:val="1"/>
       <w:numFmt w:val="bullet"/>
       <w:lvlText w:val="○"/>
@@ -6819,7 +6873,7 @@
         <w:ind w:left="3600" w:hanging="360"/>
       </w:pPr>
     </w:lvl>
-    <w:lvl w:ilvl="5" w:tplc="B35C7088">
+    <w:lvl w:ilvl="5" w:tplc="70445E82">
       <w:start w:val="1"/>
       <w:numFmt w:val="bullet"/>
       <w:lvlText w:val="■"/>
@@ -6828,7 +6882,7 @@
         <w:ind w:left="4320" w:hanging="360"/>
       </w:pPr>
     </w:lvl>
-    <w:lvl w:ilvl="6" w:tplc="B582B422">
+    <w:lvl w:ilvl="6" w:tplc="02B415C4">
       <w:start w:val="1"/>
       <w:numFmt w:val="bullet"/>
       <w:lvlText w:val="●"/>
@@ -6837,7 +6891,7 @@
         <w:ind w:left="5040" w:hanging="360"/>
       </w:pPr>
     </w:lvl>
-    <w:lvl w:ilvl="7" w:tplc="2506B1DE">
+    <w:lvl w:ilvl="7" w:tplc="411C543C">
       <w:start w:val="1"/>
       <w:numFmt w:val="bullet"/>
       <w:lvlText w:val="●"/>
@@ -6846,7 +6900,7 @@
         <w:ind w:left="5760" w:hanging="360"/>
       </w:pPr>
     </w:lvl>
-    <w:lvl w:ilvl="8" w:tplc="234EE7A0">
+    <w:lvl w:ilvl="8" w:tplc="F790F736">
       <w:start w:val="1"/>
       <w:numFmt w:val="bullet"/>
       <w:lvlText w:val="●"/>
@@ -6856,68 +6910,14 @@
       </w:pPr>
     </w:lvl>
   </w:abstractNum>
-  <w:abstractNum w:abstractNumId="2" w15:restartNumberingAfterBreak="0">
-    <w:nsid w:val="64B429A4"/>
-    <w:multiLevelType w:val="hybridMultilevel"/>
-    <w:tmpl w:val="56C67C8E"/>
-    <w:lvl w:ilvl="0" w:tplc="CEF4F084">
-      <w:start w:val="1"/>
-      <w:numFmt w:val="bullet"/>
-      <w:lvlText w:val="•"/>
-      <w:lvlJc w:val="left"/>
-      <w:pPr>
-        <w:ind w:left="560" w:hanging="280"/>
-      </w:pPr>
-    </w:lvl>
-    <w:lvl w:ilvl="1" w:tplc="AED6F9F6">
-      <w:numFmt w:val="decimal"/>
-      <w:lvlText w:val=""/>
-      <w:lvlJc w:val="left"/>
-    </w:lvl>
-    <w:lvl w:ilvl="2" w:tplc="1960F80A">
-      <w:numFmt w:val="decimal"/>
-      <w:lvlText w:val=""/>
-      <w:lvlJc w:val="left"/>
-    </w:lvl>
-    <w:lvl w:ilvl="3" w:tplc="3252F00A">
-      <w:numFmt w:val="decimal"/>
-      <w:lvlText w:val=""/>
-      <w:lvlJc w:val="left"/>
-    </w:lvl>
-    <w:lvl w:ilvl="4" w:tplc="568EFDE2">
-      <w:numFmt w:val="decimal"/>
-      <w:lvlText w:val=""/>
-      <w:lvlJc w:val="left"/>
-    </w:lvl>
-    <w:lvl w:ilvl="5" w:tplc="557E5A2E">
-      <w:numFmt w:val="decimal"/>
-      <w:lvlText w:val=""/>
-      <w:lvlJc w:val="left"/>
-    </w:lvl>
-    <w:lvl w:ilvl="6" w:tplc="F9061EF2">
-      <w:numFmt w:val="decimal"/>
-      <w:lvlText w:val=""/>
-      <w:lvlJc w:val="left"/>
-    </w:lvl>
-    <w:lvl w:ilvl="7" w:tplc="6B0652EC">
-      <w:numFmt w:val="decimal"/>
-      <w:lvlText w:val=""/>
-      <w:lvlJc w:val="left"/>
-    </w:lvl>
-    <w:lvl w:ilvl="8" w:tplc="816C8CE2">
-      <w:numFmt w:val="decimal"/>
-      <w:lvlText w:val=""/>
-      <w:lvlJc w:val="left"/>
-    </w:lvl>
-  </w:abstractNum>
-  <w:num w:numId="1" w16cid:durableId="1596592629">
-    <w:abstractNumId w:val="1"/>
+  <w:num w:numId="1" w16cid:durableId="170338779">
+    <w:abstractNumId w:val="2"/>
     <w:lvlOverride w:ilvl="0">
       <w:startOverride w:val="1"/>
     </w:lvlOverride>
   </w:num>
-  <w:num w:numId="2" w16cid:durableId="108201939">
-    <w:abstractNumId w:val="0"/>
+  <w:num w:numId="2" w16cid:durableId="991106360">
+    <w:abstractNumId w:val="1"/>
     <w:lvlOverride w:ilvl="0">
       <w:startOverride w:val="1"/>
     </w:lvlOverride>
@@ -7510,7 +7510,7 @@
     <w:autoRedefine/>
     <w:uiPriority w:val="39"/>
     <w:unhideWhenUsed/>
-    <w:rsid w:val="001561D5"/>
+    <w:rsid w:val="000D1EA2"/>
     <w:pPr>
       <w:spacing w:after="100"/>
     </w:pPr>

--- a/public/documentos/ALC-04-procedimiento-de-validacion-del-alcance.docx
+++ b/public/documentos/ALC-04-procedimiento-de-validacion-del-alcance.docx
@@ -52,7 +52,7 @@
                 <w:noProof/>
               </w:rPr>
               <w:drawing>
-                <wp:inline distT="0" distB="0" distL="0" distR="0" wp14:anchorId="2662026C" wp14:editId="1903B6FA">
+                <wp:inline distT="0" distB="0" distL="0" distR="0" wp14:anchorId="4785C350" wp14:editId="71A2B504">
                   <wp:extent cx="990600" cy="990600"/>
                   <wp:effectExtent l="0" t="0" r="0" b="0"/>
                   <wp:docPr id="1" name="Imagen 1"/>
@@ -171,10 +171,10 @@
                 <w:noProof/>
               </w:rPr>
               <w:drawing>
-                <wp:inline distT="0" distB="0" distL="0" distR="0" wp14:anchorId="3E8F4676" wp14:editId="198EF074">
+                <wp:inline distT="0" distB="0" distL="0" distR="0" wp14:anchorId="0A075C4F" wp14:editId="576CEDEF">
                   <wp:extent cx="800100" cy="800100"/>
                   <wp:effectExtent l="0" t="0" r="0" b="0"/>
-                  <wp:docPr id="893375667" name="Imagen 893375667"/>
+                  <wp:docPr id="1876212885" name="Imagen 1876212885"/>
                   <wp:cNvGraphicFramePr>
                     <a:graphicFrameLocks xmlns:a="http://schemas.openxmlformats.org/drawingml/2006/main" noChangeAspect="1"/>
                   </wp:cNvGraphicFramePr>
@@ -2585,7 +2585,7 @@
     <w:sdt>
       <w:sdtPr>
         <w:alias w:val="Contenido"/>
-        <w:id w:val="1664824331"/>
+        <w:id w:val="681864124"/>
       </w:sdtPr>
       <w:sdtEndPr/>
       <w:sdtContent>
@@ -2611,7 +2611,7 @@
           <w:r>
             <w:fldChar w:fldCharType="separate"/>
           </w:r>
-          <w:hyperlink w:anchor="_Toc242543490" w:history="1">
+          <w:hyperlink w:anchor="_Toc242545518" w:history="1">
             <w:r>
               <w:rPr>
                 <w:rStyle w:val="Hipervnculo"/>
@@ -2635,7 +2635,7 @@
               <w:rPr>
                 <w:noProof/>
               </w:rPr>
-              <w:instrText xml:space="preserve"> PAGEREF _Toc242543490 \h </w:instrText>
+              <w:instrText xml:space="preserve"> PAGEREF _Toc242545518 \h </w:instrText>
             </w:r>
             <w:r>
               <w:rPr>
@@ -2675,7 +2675,7 @@
               <w14:ligatures w14:val="standardContextual"/>
             </w:rPr>
           </w:pPr>
-          <w:hyperlink w:anchor="_Toc242543491" w:history="1">
+          <w:hyperlink w:anchor="_Toc242545519" w:history="1">
             <w:r>
               <w:rPr>
                 <w:rStyle w:val="Hipervnculo"/>
@@ -2699,7 +2699,7 @@
               <w:rPr>
                 <w:noProof/>
               </w:rPr>
-              <w:instrText xml:space="preserve"> PAGEREF _Toc242543491 \h </w:instrText>
+              <w:instrText xml:space="preserve"> PAGEREF _Toc242545519 \h </w:instrText>
             </w:r>
             <w:r>
               <w:rPr>
@@ -2739,7 +2739,7 @@
               <w14:ligatures w14:val="standardContextual"/>
             </w:rPr>
           </w:pPr>
-          <w:hyperlink w:anchor="_Toc242543492" w:history="1">
+          <w:hyperlink w:anchor="_Toc242545520" w:history="1">
             <w:r>
               <w:rPr>
                 <w:rStyle w:val="Hipervnculo"/>
@@ -2763,7 +2763,7 @@
               <w:rPr>
                 <w:noProof/>
               </w:rPr>
-              <w:instrText xml:space="preserve"> PAGEREF _Toc242543492 \h </w:instrText>
+              <w:instrText xml:space="preserve"> PAGEREF _Toc242545520 \h </w:instrText>
             </w:r>
             <w:r>
               <w:rPr>
@@ -2803,7 +2803,7 @@
               <w14:ligatures w14:val="standardContextual"/>
             </w:rPr>
           </w:pPr>
-          <w:hyperlink w:anchor="_Toc242543493" w:history="1">
+          <w:hyperlink w:anchor="_Toc242545521" w:history="1">
             <w:r>
               <w:rPr>
                 <w:rStyle w:val="Hipervnculo"/>
@@ -2827,7 +2827,7 @@
               <w:rPr>
                 <w:noProof/>
               </w:rPr>
-              <w:instrText xml:space="preserve"> PAGEREF _Toc242543493 \h </w:instrText>
+              <w:instrText xml:space="preserve"> PAGEREF _Toc242545521 \h </w:instrText>
             </w:r>
             <w:r>
               <w:rPr>
@@ -2877,7 +2877,7 @@
       <w:pPr>
         <w:pStyle w:val="Ttulo1"/>
       </w:pPr>
-      <w:bookmarkStart w:id="0" w:name="_Toc242543490"/>
+      <w:bookmarkStart w:id="0" w:name="_Toc242545518"/>
       <w:r>
         <w:lastRenderedPageBreak/>
         <w:t>1. Propósito</w:t>
@@ -2897,7 +2897,7 @@
       <w:pPr>
         <w:pStyle w:val="Ttulo1"/>
       </w:pPr>
-      <w:bookmarkStart w:id="1" w:name="_Toc242543491"/>
+      <w:bookmarkStart w:id="1" w:name="_Toc242545519"/>
       <w:r>
         <w:t>2. Procedimiento</w:t>
       </w:r>
@@ -3498,7 +3498,7 @@
       <w:pPr>
         <w:pStyle w:val="Ttulo1"/>
       </w:pPr>
-      <w:bookmarkStart w:id="2" w:name="_Toc242543492"/>
+      <w:bookmarkStart w:id="2" w:name="_Toc242545520"/>
       <w:r>
         <w:t>3. Plan de validación por hito</w:t>
       </w:r>
@@ -4945,7 +4945,7 @@
       <w:pPr>
         <w:pStyle w:val="Ttulo1"/>
       </w:pPr>
-      <w:bookmarkStart w:id="3" w:name="_Toc242543493"/>
+      <w:bookmarkStart w:id="3" w:name="_Toc242545521"/>
       <w:r>
         <w:t>4. Formato de acta de aceptación</w:t>
       </w:r>
@@ -6717,10 +6717,10 @@
 <file path=word/numbering.xml><?xml version="1.0" encoding="utf-8"?>
 <w:numbering xmlns:wpc="http://schemas.microsoft.com/office/word/2010/wordprocessingCanvas" xmlns:cx="http://schemas.microsoft.com/office/drawing/2014/chartex" xmlns:cx1="http://schemas.microsoft.com/office/drawing/2015/9/8/chartex" xmlns:cx2="http://schemas.microsoft.com/office/drawing/2015/10/21/chartex" xmlns:cx3="http://schemas.microsoft.com/office/drawing/2016/5/9/chartex" xmlns:cx4="http://schemas.microsoft.com/office/drawing/2016/5/10/chartex" xmlns:cx5="http://schemas.microsoft.com/office/drawing/2016/5/11/chartex" xmlns:cx6="http://schemas.microsoft.com/office/drawing/2016/5/12/chartex" xmlns:cx7="http://schemas.microsoft.com/office/drawing/2016/5/13/chartex" xmlns:cx8="http://schemas.microsoft.com/office/drawing/2016/5/14/chartex" xmlns:mc="http://schemas.openxmlformats.org/markup-compatibility/2006" xmlns:aink="http://schemas.microsoft.com/office/drawing/2016/ink" xmlns:am3d="http://schemas.microsoft.com/office/drawing/2017/model3d" xmlns:o="urn:schemas-microsoft-com:office:office" xmlns:oel="http://schemas.microsoft.com/office/2019/extlst" xmlns:r="http://schemas.openxmlformats.org/officeDocument/2006/relationships" xmlns:m="http://schemas.openxmlformats.org/officeDocument/2006/math" xmlns:v="urn:schemas-microsoft-com:vml" xmlns:wp14="http://schemas.microsoft.com/office/word/2010/wordprocessingDrawing" xmlns:wp="http://schemas.openxmlformats.org/drawingml/2006/wordprocessingDrawing" xmlns:w10="urn:schemas-microsoft-com:office:word" xmlns:w="http://schemas.openxmlformats.org/wordprocessingml/2006/main" xmlns:w14="http://schemas.microsoft.com/office/word/2010/wordml" xmlns:w15="http://schemas.microsoft.com/office/word/2012/wordml" xmlns:w16cex="http://schemas.microsoft.com/office/word/2018/wordml/cex" xmlns:w16cid="http://schemas.microsoft.com/office/word/2016/wordml/cid" xmlns:w16="http://schemas.microsoft.com/office/word/2018/wordml" xmlns:w16du="http://schemas.microsoft.com/office/word/2023/wordml/word16du" xmlns:w16sdtdh="http://schemas.microsoft.com/office/word/2020/wordml/sdtdatahash" xmlns:w16sdtfl="http://schemas.microsoft.com/office/word/2024/wordml/sdtformatlock" xmlns:w16se="http://schemas.microsoft.com/office/word/2015/wordml/symex" xmlns:wpg="http://schemas.microsoft.com/office/word/2010/wordprocessingGroup" xmlns:wpi="http://schemas.microsoft.com/office/word/2010/wordprocessingInk" xmlns:wne="http://schemas.microsoft.com/office/word/2006/wordml" xmlns:wps="http://schemas.microsoft.com/office/word/2010/wordprocessingShape" mc:Ignorable="w14 w15 w16se w16cid w16 w16cex w16sdtdh w16sdtfl w16du wp14">
   <w:abstractNum w:abstractNumId="0" w15:restartNumberingAfterBreak="0">
-    <w:nsid w:val="0A7433C0"/>
+    <w:nsid w:val="06104ADC"/>
     <w:multiLevelType w:val="hybridMultilevel"/>
-    <w:tmpl w:val="F73A1D26"/>
-    <w:lvl w:ilvl="0" w:tplc="86D29908">
+    <w:tmpl w:val="28824C46"/>
+    <w:lvl w:ilvl="0" w:tplc="B2944EC6">
       <w:start w:val="1"/>
       <w:numFmt w:val="bullet"/>
       <w:lvlText w:val="•"/>
@@ -6729,52 +6729,52 @@
         <w:ind w:left="560" w:hanging="280"/>
       </w:pPr>
     </w:lvl>
-    <w:lvl w:ilvl="1" w:tplc="5100C540">
+    <w:lvl w:ilvl="1" w:tplc="66C28F8A">
       <w:numFmt w:val="decimal"/>
       <w:lvlText w:val=""/>
       <w:lvlJc w:val="left"/>
     </w:lvl>
-    <w:lvl w:ilvl="2" w:tplc="D8D03276">
+    <w:lvl w:ilvl="2" w:tplc="4C7CC688">
       <w:numFmt w:val="decimal"/>
       <w:lvlText w:val=""/>
       <w:lvlJc w:val="left"/>
     </w:lvl>
-    <w:lvl w:ilvl="3" w:tplc="2CCAA9AC">
+    <w:lvl w:ilvl="3" w:tplc="C70CD0C4">
       <w:numFmt w:val="decimal"/>
       <w:lvlText w:val=""/>
       <w:lvlJc w:val="left"/>
     </w:lvl>
-    <w:lvl w:ilvl="4" w:tplc="A3883E8A">
+    <w:lvl w:ilvl="4" w:tplc="7E3E84AC">
       <w:numFmt w:val="decimal"/>
       <w:lvlText w:val=""/>
       <w:lvlJc w:val="left"/>
     </w:lvl>
-    <w:lvl w:ilvl="5" w:tplc="C78611C8">
+    <w:lvl w:ilvl="5" w:tplc="45D8D2D6">
       <w:numFmt w:val="decimal"/>
       <w:lvlText w:val=""/>
       <w:lvlJc w:val="left"/>
     </w:lvl>
-    <w:lvl w:ilvl="6" w:tplc="927AD5D6">
+    <w:lvl w:ilvl="6" w:tplc="EC900564">
       <w:numFmt w:val="decimal"/>
       <w:lvlText w:val=""/>
       <w:lvlJc w:val="left"/>
     </w:lvl>
-    <w:lvl w:ilvl="7" w:tplc="2F1A8166">
+    <w:lvl w:ilvl="7" w:tplc="3348E224">
       <w:numFmt w:val="decimal"/>
       <w:lvlText w:val=""/>
       <w:lvlJc w:val="left"/>
     </w:lvl>
-    <w:lvl w:ilvl="8" w:tplc="AA642806">
+    <w:lvl w:ilvl="8" w:tplc="2FB23488">
       <w:numFmt w:val="decimal"/>
       <w:lvlText w:val=""/>
       <w:lvlJc w:val="left"/>
     </w:lvl>
   </w:abstractNum>
   <w:abstractNum w:abstractNumId="1" w15:restartNumberingAfterBreak="0">
-    <w:nsid w:val="128F36B4"/>
+    <w:nsid w:val="27D02023"/>
     <w:multiLevelType w:val="hybridMultilevel"/>
-    <w:tmpl w:val="D15AFBE4"/>
-    <w:lvl w:ilvl="0" w:tplc="088ADEC8">
+    <w:tmpl w:val="1B109A6C"/>
+    <w:lvl w:ilvl="0" w:tplc="AE3CC09E">
       <w:start w:val="1"/>
       <w:numFmt w:val="decimal"/>
       <w:lvlText w:val="%1."/>
@@ -6783,52 +6783,52 @@
         <w:ind w:left="560" w:hanging="340"/>
       </w:pPr>
     </w:lvl>
-    <w:lvl w:ilvl="1" w:tplc="5D5297BE">
+    <w:lvl w:ilvl="1" w:tplc="068C9F26">
       <w:numFmt w:val="decimal"/>
       <w:lvlText w:val=""/>
       <w:lvlJc w:val="left"/>
     </w:lvl>
-    <w:lvl w:ilvl="2" w:tplc="DBEEF9C8">
+    <w:lvl w:ilvl="2" w:tplc="DADE2050">
       <w:numFmt w:val="decimal"/>
       <w:lvlText w:val=""/>
       <w:lvlJc w:val="left"/>
     </w:lvl>
-    <w:lvl w:ilvl="3" w:tplc="2898B0B8">
+    <w:lvl w:ilvl="3" w:tplc="00A4067E">
       <w:numFmt w:val="decimal"/>
       <w:lvlText w:val=""/>
       <w:lvlJc w:val="left"/>
     </w:lvl>
-    <w:lvl w:ilvl="4" w:tplc="1BCA82E4">
+    <w:lvl w:ilvl="4" w:tplc="57386B28">
       <w:numFmt w:val="decimal"/>
       <w:lvlText w:val=""/>
       <w:lvlJc w:val="left"/>
     </w:lvl>
-    <w:lvl w:ilvl="5" w:tplc="E1FACFD2">
+    <w:lvl w:ilvl="5" w:tplc="3A146A58">
       <w:numFmt w:val="decimal"/>
       <w:lvlText w:val=""/>
       <w:lvlJc w:val="left"/>
     </w:lvl>
-    <w:lvl w:ilvl="6" w:tplc="67302E52">
+    <w:lvl w:ilvl="6" w:tplc="35FC9704">
       <w:numFmt w:val="decimal"/>
       <w:lvlText w:val=""/>
       <w:lvlJc w:val="left"/>
     </w:lvl>
-    <w:lvl w:ilvl="7" w:tplc="54C209FC">
+    <w:lvl w:ilvl="7" w:tplc="F22C4C76">
       <w:numFmt w:val="decimal"/>
       <w:lvlText w:val=""/>
       <w:lvlJc w:val="left"/>
     </w:lvl>
-    <w:lvl w:ilvl="8" w:tplc="7DDCBCD0">
+    <w:lvl w:ilvl="8" w:tplc="AD263ED6">
       <w:numFmt w:val="decimal"/>
       <w:lvlText w:val=""/>
       <w:lvlJc w:val="left"/>
     </w:lvl>
   </w:abstractNum>
   <w:abstractNum w:abstractNumId="2" w15:restartNumberingAfterBreak="0">
-    <w:nsid w:val="5AFF2F3F"/>
+    <w:nsid w:val="452D0EA1"/>
     <w:multiLevelType w:val="hybridMultilevel"/>
-    <w:tmpl w:val="60D67E58"/>
-    <w:lvl w:ilvl="0" w:tplc="6C5A1AA6">
+    <w:tmpl w:val="BCD01B2A"/>
+    <w:lvl w:ilvl="0" w:tplc="6AE68CE6">
       <w:start w:val="1"/>
       <w:numFmt w:val="bullet"/>
       <w:lvlText w:val="●"/>
@@ -6837,7 +6837,7 @@
         <w:ind w:left="720" w:hanging="360"/>
       </w:pPr>
     </w:lvl>
-    <w:lvl w:ilvl="1" w:tplc="CC7089B2">
+    <w:lvl w:ilvl="1" w:tplc="BE24FB8C">
       <w:start w:val="1"/>
       <w:numFmt w:val="bullet"/>
       <w:lvlText w:val="○"/>
@@ -6846,7 +6846,7 @@
         <w:ind w:left="1440" w:hanging="360"/>
       </w:pPr>
     </w:lvl>
-    <w:lvl w:ilvl="2" w:tplc="D9AE8898">
+    <w:lvl w:ilvl="2" w:tplc="D09A5F9C">
       <w:start w:val="1"/>
       <w:numFmt w:val="bullet"/>
       <w:lvlText w:val="■"/>
@@ -6855,7 +6855,7 @@
         <w:ind w:left="2160" w:hanging="360"/>
       </w:pPr>
     </w:lvl>
-    <w:lvl w:ilvl="3" w:tplc="B8C613CE">
+    <w:lvl w:ilvl="3" w:tplc="6CD6DA66">
       <w:start w:val="1"/>
       <w:numFmt w:val="bullet"/>
       <w:lvlText w:val="●"/>
@@ -6864,7 +6864,7 @@
         <w:ind w:left="2880" w:hanging="360"/>
       </w:pPr>
     </w:lvl>
-    <w:lvl w:ilvl="4" w:tplc="232A80B8">
+    <w:lvl w:ilvl="4" w:tplc="24E24B4A">
       <w:start w:val="1"/>
       <w:numFmt w:val="bullet"/>
       <w:lvlText w:val="○"/>
@@ -6873,7 +6873,7 @@
         <w:ind w:left="3600" w:hanging="360"/>
       </w:pPr>
     </w:lvl>
-    <w:lvl w:ilvl="5" w:tplc="70445E82">
+    <w:lvl w:ilvl="5" w:tplc="DAFEBCB0">
       <w:start w:val="1"/>
       <w:numFmt w:val="bullet"/>
       <w:lvlText w:val="■"/>
@@ -6882,7 +6882,7 @@
         <w:ind w:left="4320" w:hanging="360"/>
       </w:pPr>
     </w:lvl>
-    <w:lvl w:ilvl="6" w:tplc="02B415C4">
+    <w:lvl w:ilvl="6" w:tplc="3EE66724">
       <w:start w:val="1"/>
       <w:numFmt w:val="bullet"/>
       <w:lvlText w:val="●"/>
@@ -6891,7 +6891,7 @@
         <w:ind w:left="5040" w:hanging="360"/>
       </w:pPr>
     </w:lvl>
-    <w:lvl w:ilvl="7" w:tplc="411C543C">
+    <w:lvl w:ilvl="7" w:tplc="54C21278">
       <w:start w:val="1"/>
       <w:numFmt w:val="bullet"/>
       <w:lvlText w:val="●"/>
@@ -6900,7 +6900,7 @@
         <w:ind w:left="5760" w:hanging="360"/>
       </w:pPr>
     </w:lvl>
-    <w:lvl w:ilvl="8" w:tplc="F790F736">
+    <w:lvl w:ilvl="8" w:tplc="E07ED08C">
       <w:start w:val="1"/>
       <w:numFmt w:val="bullet"/>
       <w:lvlText w:val="●"/>
@@ -6910,13 +6910,13 @@
       </w:pPr>
     </w:lvl>
   </w:abstractNum>
-  <w:num w:numId="1" w16cid:durableId="170338779">
+  <w:num w:numId="1" w16cid:durableId="1814836388">
     <w:abstractNumId w:val="2"/>
     <w:lvlOverride w:ilvl="0">
       <w:startOverride w:val="1"/>
     </w:lvlOverride>
   </w:num>
-  <w:num w:numId="2" w16cid:durableId="991106360">
+  <w:num w:numId="2" w16cid:durableId="1353456937">
     <w:abstractNumId w:val="1"/>
     <w:lvlOverride w:ilvl="0">
       <w:startOverride w:val="1"/>
@@ -7510,7 +7510,7 @@
     <w:autoRedefine/>
     <w:uiPriority w:val="39"/>
     <w:unhideWhenUsed/>
-    <w:rsid w:val="000D1EA2"/>
+    <w:rsid w:val="0090766D"/>
     <w:pPr>
       <w:spacing w:after="100"/>
     </w:pPr>

--- a/public/documentos/ALC-04-procedimiento-de-validacion-del-alcance.docx
+++ b/public/documentos/ALC-04-procedimiento-de-validacion-del-alcance.docx
@@ -52,7 +52,7 @@
                 <w:noProof/>
               </w:rPr>
               <w:drawing>
-                <wp:inline distT="0" distB="0" distL="0" distR="0" wp14:anchorId="4785C350" wp14:editId="71A2B504">
+                <wp:inline distT="0" distB="0" distL="0" distR="0" wp14:anchorId="3335AAD4" wp14:editId="2CE742E3">
                   <wp:extent cx="990600" cy="990600"/>
                   <wp:effectExtent l="0" t="0" r="0" b="0"/>
                   <wp:docPr id="1" name="Imagen 1"/>
@@ -171,10 +171,10 @@
                 <w:noProof/>
               </w:rPr>
               <w:drawing>
-                <wp:inline distT="0" distB="0" distL="0" distR="0" wp14:anchorId="0A075C4F" wp14:editId="576CEDEF">
+                <wp:inline distT="0" distB="0" distL="0" distR="0" wp14:anchorId="3EFDB6F6" wp14:editId="2660D38F">
                   <wp:extent cx="800100" cy="800100"/>
                   <wp:effectExtent l="0" t="0" r="0" b="0"/>
-                  <wp:docPr id="1876212885" name="Imagen 1876212885"/>
+                  <wp:docPr id="1120206694" name="Imagen 1120206694"/>
                   <wp:cNvGraphicFramePr>
                     <a:graphicFrameLocks xmlns:a="http://schemas.openxmlformats.org/drawingml/2006/main" noChangeAspect="1"/>
                   </wp:cNvGraphicFramePr>
@@ -2585,7 +2585,7 @@
     <w:sdt>
       <w:sdtPr>
         <w:alias w:val="Contenido"/>
-        <w:id w:val="681864124"/>
+        <w:id w:val="-964506352"/>
       </w:sdtPr>
       <w:sdtEndPr/>
       <w:sdtContent>
@@ -2611,7 +2611,7 @@
           <w:r>
             <w:fldChar w:fldCharType="separate"/>
           </w:r>
-          <w:hyperlink w:anchor="_Toc242545518" w:history="1">
+          <w:hyperlink w:anchor="_Toc242549732" w:history="1">
             <w:r>
               <w:rPr>
                 <w:rStyle w:val="Hipervnculo"/>
@@ -2635,7 +2635,7 @@
               <w:rPr>
                 <w:noProof/>
               </w:rPr>
-              <w:instrText xml:space="preserve"> PAGEREF _Toc242545518 \h </w:instrText>
+              <w:instrText xml:space="preserve"> PAGEREF _Toc242549732 \h </w:instrText>
             </w:r>
             <w:r>
               <w:rPr>
@@ -2675,7 +2675,7 @@
               <w14:ligatures w14:val="standardContextual"/>
             </w:rPr>
           </w:pPr>
-          <w:hyperlink w:anchor="_Toc242545519" w:history="1">
+          <w:hyperlink w:anchor="_Toc242549733" w:history="1">
             <w:r>
               <w:rPr>
                 <w:rStyle w:val="Hipervnculo"/>
@@ -2699,7 +2699,7 @@
               <w:rPr>
                 <w:noProof/>
               </w:rPr>
-              <w:instrText xml:space="preserve"> PAGEREF _Toc242545519 \h </w:instrText>
+              <w:instrText xml:space="preserve"> PAGEREF _Toc242549733 \h </w:instrText>
             </w:r>
             <w:r>
               <w:rPr>
@@ -2739,7 +2739,7 @@
               <w14:ligatures w14:val="standardContextual"/>
             </w:rPr>
           </w:pPr>
-          <w:hyperlink w:anchor="_Toc242545520" w:history="1">
+          <w:hyperlink w:anchor="_Toc242549734" w:history="1">
             <w:r>
               <w:rPr>
                 <w:rStyle w:val="Hipervnculo"/>
@@ -2763,7 +2763,7 @@
               <w:rPr>
                 <w:noProof/>
               </w:rPr>
-              <w:instrText xml:space="preserve"> PAGEREF _Toc242545520 \h </w:instrText>
+              <w:instrText xml:space="preserve"> PAGEREF _Toc242549734 \h </w:instrText>
             </w:r>
             <w:r>
               <w:rPr>
@@ -2803,7 +2803,7 @@
               <w14:ligatures w14:val="standardContextual"/>
             </w:rPr>
           </w:pPr>
-          <w:hyperlink w:anchor="_Toc242545521" w:history="1">
+          <w:hyperlink w:anchor="_Toc242549735" w:history="1">
             <w:r>
               <w:rPr>
                 <w:rStyle w:val="Hipervnculo"/>
@@ -2827,7 +2827,7 @@
               <w:rPr>
                 <w:noProof/>
               </w:rPr>
-              <w:instrText xml:space="preserve"> PAGEREF _Toc242545521 \h </w:instrText>
+              <w:instrText xml:space="preserve"> PAGEREF _Toc242549735 \h </w:instrText>
             </w:r>
             <w:r>
               <w:rPr>
@@ -2877,7 +2877,7 @@
       <w:pPr>
         <w:pStyle w:val="Ttulo1"/>
       </w:pPr>
-      <w:bookmarkStart w:id="0" w:name="_Toc242545518"/>
+      <w:bookmarkStart w:id="0" w:name="_Toc242549732"/>
       <w:r>
         <w:lastRenderedPageBreak/>
         <w:t>1. Propósito</w:t>
@@ -2897,7 +2897,7 @@
       <w:pPr>
         <w:pStyle w:val="Ttulo1"/>
       </w:pPr>
-      <w:bookmarkStart w:id="1" w:name="_Toc242545519"/>
+      <w:bookmarkStart w:id="1" w:name="_Toc242549733"/>
       <w:r>
         <w:t>2. Procedimiento</w:t>
       </w:r>
@@ -3498,7 +3498,7 @@
       <w:pPr>
         <w:pStyle w:val="Ttulo1"/>
       </w:pPr>
-      <w:bookmarkStart w:id="2" w:name="_Toc242545520"/>
+      <w:bookmarkStart w:id="2" w:name="_Toc242549734"/>
       <w:r>
         <w:t>3. Plan de validación por hito</w:t>
       </w:r>
@@ -4945,7 +4945,7 @@
       <w:pPr>
         <w:pStyle w:val="Ttulo1"/>
       </w:pPr>
-      <w:bookmarkStart w:id="3" w:name="_Toc242545521"/>
+      <w:bookmarkStart w:id="3" w:name="_Toc242549735"/>
       <w:r>
         <w:t>4. Formato de acta de aceptación</w:t>
       </w:r>
@@ -6717,64 +6717,10 @@
 <file path=word/numbering.xml><?xml version="1.0" encoding="utf-8"?>
 <w:numbering xmlns:wpc="http://schemas.microsoft.com/office/word/2010/wordprocessingCanvas" xmlns:cx="http://schemas.microsoft.com/office/drawing/2014/chartex" xmlns:cx1="http://schemas.microsoft.com/office/drawing/2015/9/8/chartex" xmlns:cx2="http://schemas.microsoft.com/office/drawing/2015/10/21/chartex" xmlns:cx3="http://schemas.microsoft.com/office/drawing/2016/5/9/chartex" xmlns:cx4="http://schemas.microsoft.com/office/drawing/2016/5/10/chartex" xmlns:cx5="http://schemas.microsoft.com/office/drawing/2016/5/11/chartex" xmlns:cx6="http://schemas.microsoft.com/office/drawing/2016/5/12/chartex" xmlns:cx7="http://schemas.microsoft.com/office/drawing/2016/5/13/chartex" xmlns:cx8="http://schemas.microsoft.com/office/drawing/2016/5/14/chartex" xmlns:mc="http://schemas.openxmlformats.org/markup-compatibility/2006" xmlns:aink="http://schemas.microsoft.com/office/drawing/2016/ink" xmlns:am3d="http://schemas.microsoft.com/office/drawing/2017/model3d" xmlns:o="urn:schemas-microsoft-com:office:office" xmlns:oel="http://schemas.microsoft.com/office/2019/extlst" xmlns:r="http://schemas.openxmlformats.org/officeDocument/2006/relationships" xmlns:m="http://schemas.openxmlformats.org/officeDocument/2006/math" xmlns:v="urn:schemas-microsoft-com:vml" xmlns:wp14="http://schemas.microsoft.com/office/word/2010/wordprocessingDrawing" xmlns:wp="http://schemas.openxmlformats.org/drawingml/2006/wordprocessingDrawing" xmlns:w10="urn:schemas-microsoft-com:office:word" xmlns:w="http://schemas.openxmlformats.org/wordprocessingml/2006/main" xmlns:w14="http://schemas.microsoft.com/office/word/2010/wordml" xmlns:w15="http://schemas.microsoft.com/office/word/2012/wordml" xmlns:w16cex="http://schemas.microsoft.com/office/word/2018/wordml/cex" xmlns:w16cid="http://schemas.microsoft.com/office/word/2016/wordml/cid" xmlns:w16="http://schemas.microsoft.com/office/word/2018/wordml" xmlns:w16du="http://schemas.microsoft.com/office/word/2023/wordml/word16du" xmlns:w16sdtdh="http://schemas.microsoft.com/office/word/2020/wordml/sdtdatahash" xmlns:w16sdtfl="http://schemas.microsoft.com/office/word/2024/wordml/sdtformatlock" xmlns:w16se="http://schemas.microsoft.com/office/word/2015/wordml/symex" xmlns:wpg="http://schemas.microsoft.com/office/word/2010/wordprocessingGroup" xmlns:wpi="http://schemas.microsoft.com/office/word/2010/wordprocessingInk" xmlns:wne="http://schemas.microsoft.com/office/word/2006/wordml" xmlns:wps="http://schemas.microsoft.com/office/word/2010/wordprocessingShape" mc:Ignorable="w14 w15 w16se w16cid w16 w16cex w16sdtdh w16sdtfl w16du wp14">
   <w:abstractNum w:abstractNumId="0" w15:restartNumberingAfterBreak="0">
-    <w:nsid w:val="06104ADC"/>
+    <w:nsid w:val="04195748"/>
     <w:multiLevelType w:val="hybridMultilevel"/>
-    <w:tmpl w:val="28824C46"/>
-    <w:lvl w:ilvl="0" w:tplc="B2944EC6">
-      <w:start w:val="1"/>
-      <w:numFmt w:val="bullet"/>
-      <w:lvlText w:val="•"/>
-      <w:lvlJc w:val="left"/>
-      <w:pPr>
-        <w:ind w:left="560" w:hanging="280"/>
-      </w:pPr>
-    </w:lvl>
-    <w:lvl w:ilvl="1" w:tplc="66C28F8A">
-      <w:numFmt w:val="decimal"/>
-      <w:lvlText w:val=""/>
-      <w:lvlJc w:val="left"/>
-    </w:lvl>
-    <w:lvl w:ilvl="2" w:tplc="4C7CC688">
-      <w:numFmt w:val="decimal"/>
-      <w:lvlText w:val=""/>
-      <w:lvlJc w:val="left"/>
-    </w:lvl>
-    <w:lvl w:ilvl="3" w:tplc="C70CD0C4">
-      <w:numFmt w:val="decimal"/>
-      <w:lvlText w:val=""/>
-      <w:lvlJc w:val="left"/>
-    </w:lvl>
-    <w:lvl w:ilvl="4" w:tplc="7E3E84AC">
-      <w:numFmt w:val="decimal"/>
-      <w:lvlText w:val=""/>
-      <w:lvlJc w:val="left"/>
-    </w:lvl>
-    <w:lvl w:ilvl="5" w:tplc="45D8D2D6">
-      <w:numFmt w:val="decimal"/>
-      <w:lvlText w:val=""/>
-      <w:lvlJc w:val="left"/>
-    </w:lvl>
-    <w:lvl w:ilvl="6" w:tplc="EC900564">
-      <w:numFmt w:val="decimal"/>
-      <w:lvlText w:val=""/>
-      <w:lvlJc w:val="left"/>
-    </w:lvl>
-    <w:lvl w:ilvl="7" w:tplc="3348E224">
-      <w:numFmt w:val="decimal"/>
-      <w:lvlText w:val=""/>
-      <w:lvlJc w:val="left"/>
-    </w:lvl>
-    <w:lvl w:ilvl="8" w:tplc="2FB23488">
-      <w:numFmt w:val="decimal"/>
-      <w:lvlText w:val=""/>
-      <w:lvlJc w:val="left"/>
-    </w:lvl>
-  </w:abstractNum>
-  <w:abstractNum w:abstractNumId="1" w15:restartNumberingAfterBreak="0">
-    <w:nsid w:val="27D02023"/>
-    <w:multiLevelType w:val="hybridMultilevel"/>
-    <w:tmpl w:val="1B109A6C"/>
-    <w:lvl w:ilvl="0" w:tplc="AE3CC09E">
+    <w:tmpl w:val="7DEEB3AC"/>
+    <w:lvl w:ilvl="0" w:tplc="6DD64AA8">
       <w:start w:val="1"/>
       <w:numFmt w:val="decimal"/>
       <w:lvlText w:val="%1."/>
@@ -6783,52 +6729,52 @@
         <w:ind w:left="560" w:hanging="340"/>
       </w:pPr>
     </w:lvl>
-    <w:lvl w:ilvl="1" w:tplc="068C9F26">
+    <w:lvl w:ilvl="1" w:tplc="675CD11C">
       <w:numFmt w:val="decimal"/>
       <w:lvlText w:val=""/>
       <w:lvlJc w:val="left"/>
     </w:lvl>
-    <w:lvl w:ilvl="2" w:tplc="DADE2050">
+    <w:lvl w:ilvl="2" w:tplc="B2D41F00">
       <w:numFmt w:val="decimal"/>
       <w:lvlText w:val=""/>
       <w:lvlJc w:val="left"/>
     </w:lvl>
-    <w:lvl w:ilvl="3" w:tplc="00A4067E">
+    <w:lvl w:ilvl="3" w:tplc="9232F1B0">
       <w:numFmt w:val="decimal"/>
       <w:lvlText w:val=""/>
       <w:lvlJc w:val="left"/>
     </w:lvl>
-    <w:lvl w:ilvl="4" w:tplc="57386B28">
+    <w:lvl w:ilvl="4" w:tplc="9AA40BF0">
       <w:numFmt w:val="decimal"/>
       <w:lvlText w:val=""/>
       <w:lvlJc w:val="left"/>
     </w:lvl>
-    <w:lvl w:ilvl="5" w:tplc="3A146A58">
+    <w:lvl w:ilvl="5" w:tplc="42F2D052">
       <w:numFmt w:val="decimal"/>
       <w:lvlText w:val=""/>
       <w:lvlJc w:val="left"/>
     </w:lvl>
-    <w:lvl w:ilvl="6" w:tplc="35FC9704">
+    <w:lvl w:ilvl="6" w:tplc="5E8480D6">
       <w:numFmt w:val="decimal"/>
       <w:lvlText w:val=""/>
       <w:lvlJc w:val="left"/>
     </w:lvl>
-    <w:lvl w:ilvl="7" w:tplc="F22C4C76">
+    <w:lvl w:ilvl="7" w:tplc="0024A8AE">
       <w:numFmt w:val="decimal"/>
       <w:lvlText w:val=""/>
       <w:lvlJc w:val="left"/>
     </w:lvl>
-    <w:lvl w:ilvl="8" w:tplc="AD263ED6">
+    <w:lvl w:ilvl="8" w:tplc="AA703A9C">
       <w:numFmt w:val="decimal"/>
       <w:lvlText w:val=""/>
       <w:lvlJc w:val="left"/>
     </w:lvl>
   </w:abstractNum>
-  <w:abstractNum w:abstractNumId="2" w15:restartNumberingAfterBreak="0">
-    <w:nsid w:val="452D0EA1"/>
+  <w:abstractNum w:abstractNumId="1" w15:restartNumberingAfterBreak="0">
+    <w:nsid w:val="592C2A84"/>
     <w:multiLevelType w:val="hybridMultilevel"/>
-    <w:tmpl w:val="BCD01B2A"/>
-    <w:lvl w:ilvl="0" w:tplc="6AE68CE6">
+    <w:tmpl w:val="6EC60BD2"/>
+    <w:lvl w:ilvl="0" w:tplc="E9E6CF98">
       <w:start w:val="1"/>
       <w:numFmt w:val="bullet"/>
       <w:lvlText w:val="●"/>
@@ -6837,7 +6783,7 @@
         <w:ind w:left="720" w:hanging="360"/>
       </w:pPr>
     </w:lvl>
-    <w:lvl w:ilvl="1" w:tplc="BE24FB8C">
+    <w:lvl w:ilvl="1" w:tplc="AA90FF2E">
       <w:start w:val="1"/>
       <w:numFmt w:val="bullet"/>
       <w:lvlText w:val="○"/>
@@ -6846,7 +6792,7 @@
         <w:ind w:left="1440" w:hanging="360"/>
       </w:pPr>
     </w:lvl>
-    <w:lvl w:ilvl="2" w:tplc="D09A5F9C">
+    <w:lvl w:ilvl="2" w:tplc="3B0A6212">
       <w:start w:val="1"/>
       <w:numFmt w:val="bullet"/>
       <w:lvlText w:val="■"/>
@@ -6855,7 +6801,7 @@
         <w:ind w:left="2160" w:hanging="360"/>
       </w:pPr>
     </w:lvl>
-    <w:lvl w:ilvl="3" w:tplc="6CD6DA66">
+    <w:lvl w:ilvl="3" w:tplc="E2DEEDA6">
       <w:start w:val="1"/>
       <w:numFmt w:val="bullet"/>
       <w:lvlText w:val="●"/>
@@ -6864,7 +6810,7 @@
         <w:ind w:left="2880" w:hanging="360"/>
       </w:pPr>
     </w:lvl>
-    <w:lvl w:ilvl="4" w:tplc="24E24B4A">
+    <w:lvl w:ilvl="4" w:tplc="AE44E282">
       <w:start w:val="1"/>
       <w:numFmt w:val="bullet"/>
       <w:lvlText w:val="○"/>
@@ -6873,7 +6819,7 @@
         <w:ind w:left="3600" w:hanging="360"/>
       </w:pPr>
     </w:lvl>
-    <w:lvl w:ilvl="5" w:tplc="DAFEBCB0">
+    <w:lvl w:ilvl="5" w:tplc="1E6C7E3A">
       <w:start w:val="1"/>
       <w:numFmt w:val="bullet"/>
       <w:lvlText w:val="■"/>
@@ -6882,7 +6828,7 @@
         <w:ind w:left="4320" w:hanging="360"/>
       </w:pPr>
     </w:lvl>
-    <w:lvl w:ilvl="6" w:tplc="3EE66724">
+    <w:lvl w:ilvl="6" w:tplc="DF8EE7F0">
       <w:start w:val="1"/>
       <w:numFmt w:val="bullet"/>
       <w:lvlText w:val="●"/>
@@ -6891,7 +6837,7 @@
         <w:ind w:left="5040" w:hanging="360"/>
       </w:pPr>
     </w:lvl>
-    <w:lvl w:ilvl="7" w:tplc="54C21278">
+    <w:lvl w:ilvl="7" w:tplc="62CEF67C">
       <w:start w:val="1"/>
       <w:numFmt w:val="bullet"/>
       <w:lvlText w:val="●"/>
@@ -6900,7 +6846,7 @@
         <w:ind w:left="5760" w:hanging="360"/>
       </w:pPr>
     </w:lvl>
-    <w:lvl w:ilvl="8" w:tplc="E07ED08C">
+    <w:lvl w:ilvl="8" w:tplc="AC5A680A">
       <w:start w:val="1"/>
       <w:numFmt w:val="bullet"/>
       <w:lvlText w:val="●"/>
@@ -6910,14 +6856,68 @@
       </w:pPr>
     </w:lvl>
   </w:abstractNum>
-  <w:num w:numId="1" w16cid:durableId="1814836388">
-    <w:abstractNumId w:val="2"/>
+  <w:abstractNum w:abstractNumId="2" w15:restartNumberingAfterBreak="0">
+    <w:nsid w:val="74496D48"/>
+    <w:multiLevelType w:val="hybridMultilevel"/>
+    <w:tmpl w:val="6EECE120"/>
+    <w:lvl w:ilvl="0" w:tplc="1D8E4E56">
+      <w:start w:val="1"/>
+      <w:numFmt w:val="bullet"/>
+      <w:lvlText w:val="•"/>
+      <w:lvlJc w:val="left"/>
+      <w:pPr>
+        <w:ind w:left="560" w:hanging="280"/>
+      </w:pPr>
+    </w:lvl>
+    <w:lvl w:ilvl="1" w:tplc="955A2C62">
+      <w:numFmt w:val="decimal"/>
+      <w:lvlText w:val=""/>
+      <w:lvlJc w:val="left"/>
+    </w:lvl>
+    <w:lvl w:ilvl="2" w:tplc="1D60453C">
+      <w:numFmt w:val="decimal"/>
+      <w:lvlText w:val=""/>
+      <w:lvlJc w:val="left"/>
+    </w:lvl>
+    <w:lvl w:ilvl="3" w:tplc="6E8207FC">
+      <w:numFmt w:val="decimal"/>
+      <w:lvlText w:val=""/>
+      <w:lvlJc w:val="left"/>
+    </w:lvl>
+    <w:lvl w:ilvl="4" w:tplc="A44811DA">
+      <w:numFmt w:val="decimal"/>
+      <w:lvlText w:val=""/>
+      <w:lvlJc w:val="left"/>
+    </w:lvl>
+    <w:lvl w:ilvl="5" w:tplc="3CE6C396">
+      <w:numFmt w:val="decimal"/>
+      <w:lvlText w:val=""/>
+      <w:lvlJc w:val="left"/>
+    </w:lvl>
+    <w:lvl w:ilvl="6" w:tplc="FBA204DA">
+      <w:numFmt w:val="decimal"/>
+      <w:lvlText w:val=""/>
+      <w:lvlJc w:val="left"/>
+    </w:lvl>
+    <w:lvl w:ilvl="7" w:tplc="6ABE8022">
+      <w:numFmt w:val="decimal"/>
+      <w:lvlText w:val=""/>
+      <w:lvlJc w:val="left"/>
+    </w:lvl>
+    <w:lvl w:ilvl="8" w:tplc="3FDE73AC">
+      <w:numFmt w:val="decimal"/>
+      <w:lvlText w:val=""/>
+      <w:lvlJc w:val="left"/>
+    </w:lvl>
+  </w:abstractNum>
+  <w:num w:numId="1" w16cid:durableId="722603553">
+    <w:abstractNumId w:val="1"/>
     <w:lvlOverride w:ilvl="0">
       <w:startOverride w:val="1"/>
     </w:lvlOverride>
   </w:num>
-  <w:num w:numId="2" w16cid:durableId="1353456937">
-    <w:abstractNumId w:val="1"/>
+  <w:num w:numId="2" w16cid:durableId="495194260">
+    <w:abstractNumId w:val="0"/>
     <w:lvlOverride w:ilvl="0">
       <w:startOverride w:val="1"/>
     </w:lvlOverride>
@@ -7510,7 +7510,7 @@
     <w:autoRedefine/>
     <w:uiPriority w:val="39"/>
     <w:unhideWhenUsed/>
-    <w:rsid w:val="0090766D"/>
+    <w:rsid w:val="00A930B4"/>
     <w:pPr>
       <w:spacing w:after="100"/>
     </w:pPr>

--- a/public/documentos/ALC-04-procedimiento-de-validacion-del-alcance.docx
+++ b/public/documentos/ALC-04-procedimiento-de-validacion-del-alcance.docx
@@ -52,7 +52,7 @@
                 <w:noProof/>
               </w:rPr>
               <w:drawing>
-                <wp:inline distT="0" distB="0" distL="0" distR="0" wp14:anchorId="3335AAD4" wp14:editId="2CE742E3">
+                <wp:inline distT="0" distB="0" distL="0" distR="0" wp14:anchorId="153A03EC" wp14:editId="6DB53EC3">
                   <wp:extent cx="990600" cy="990600"/>
                   <wp:effectExtent l="0" t="0" r="0" b="0"/>
                   <wp:docPr id="1" name="Imagen 1"/>
@@ -171,10 +171,10 @@
                 <w:noProof/>
               </w:rPr>
               <w:drawing>
-                <wp:inline distT="0" distB="0" distL="0" distR="0" wp14:anchorId="3EFDB6F6" wp14:editId="2660D38F">
+                <wp:inline distT="0" distB="0" distL="0" distR="0" wp14:anchorId="5D35AA5C" wp14:editId="6ED57E6F">
                   <wp:extent cx="800100" cy="800100"/>
                   <wp:effectExtent l="0" t="0" r="0" b="0"/>
-                  <wp:docPr id="1120206694" name="Imagen 1120206694"/>
+                  <wp:docPr id="402262670" name="Imagen 402262670"/>
                   <wp:cNvGraphicFramePr>
                     <a:graphicFrameLocks xmlns:a="http://schemas.openxmlformats.org/drawingml/2006/main" noChangeAspect="1"/>
                   </wp:cNvGraphicFramePr>
@@ -1117,7 +1117,7 @@
                 <w:sz w:val="17"/>
                 <w:szCs w:val="17"/>
               </w:rPr>
-              <w:t>Responsable del modelo de Machine Learning</w:t>
+              <w:t>Responsable del modelo de Machine Learning y Product Owner</w:t>
             </w:r>
           </w:p>
         </w:tc>
@@ -2585,7 +2585,7 @@
     <w:sdt>
       <w:sdtPr>
         <w:alias w:val="Contenido"/>
-        <w:id w:val="-964506352"/>
+        <w:id w:val="-2017994946"/>
       </w:sdtPr>
       <w:sdtEndPr/>
       <w:sdtContent>
@@ -2611,7 +2611,7 @@
           <w:r>
             <w:fldChar w:fldCharType="separate"/>
           </w:r>
-          <w:hyperlink w:anchor="_Toc242549732" w:history="1">
+          <w:hyperlink w:anchor="_Toc243091792" w:history="1">
             <w:r>
               <w:rPr>
                 <w:rStyle w:val="Hipervnculo"/>
@@ -2635,7 +2635,7 @@
               <w:rPr>
                 <w:noProof/>
               </w:rPr>
-              <w:instrText xml:space="preserve"> PAGEREF _Toc242549732 \h </w:instrText>
+              <w:instrText xml:space="preserve"> PAGEREF _Toc243091792 \h </w:instrText>
             </w:r>
             <w:r>
               <w:rPr>
@@ -2675,7 +2675,7 @@
               <w14:ligatures w14:val="standardContextual"/>
             </w:rPr>
           </w:pPr>
-          <w:hyperlink w:anchor="_Toc242549733" w:history="1">
+          <w:hyperlink w:anchor="_Toc243091793" w:history="1">
             <w:r>
               <w:rPr>
                 <w:rStyle w:val="Hipervnculo"/>
@@ -2699,7 +2699,7 @@
               <w:rPr>
                 <w:noProof/>
               </w:rPr>
-              <w:instrText xml:space="preserve"> PAGEREF _Toc242549733 \h </w:instrText>
+              <w:instrText xml:space="preserve"> PAGEREF _Toc243091793 \h </w:instrText>
             </w:r>
             <w:r>
               <w:rPr>
@@ -2739,7 +2739,7 @@
               <w14:ligatures w14:val="standardContextual"/>
             </w:rPr>
           </w:pPr>
-          <w:hyperlink w:anchor="_Toc242549734" w:history="1">
+          <w:hyperlink w:anchor="_Toc243091794" w:history="1">
             <w:r>
               <w:rPr>
                 <w:rStyle w:val="Hipervnculo"/>
@@ -2763,7 +2763,7 @@
               <w:rPr>
                 <w:noProof/>
               </w:rPr>
-              <w:instrText xml:space="preserve"> PAGEREF _Toc242549734 \h </w:instrText>
+              <w:instrText xml:space="preserve"> PAGEREF _Toc243091794 \h </w:instrText>
             </w:r>
             <w:r>
               <w:rPr>
@@ -2803,7 +2803,7 @@
               <w14:ligatures w14:val="standardContextual"/>
             </w:rPr>
           </w:pPr>
-          <w:hyperlink w:anchor="_Toc242549735" w:history="1">
+          <w:hyperlink w:anchor="_Toc243091795" w:history="1">
             <w:r>
               <w:rPr>
                 <w:rStyle w:val="Hipervnculo"/>
@@ -2827,7 +2827,7 @@
               <w:rPr>
                 <w:noProof/>
               </w:rPr>
-              <w:instrText xml:space="preserve"> PAGEREF _Toc242549735 \h </w:instrText>
+              <w:instrText xml:space="preserve"> PAGEREF _Toc243091795 \h </w:instrText>
             </w:r>
             <w:r>
               <w:rPr>
@@ -2877,7 +2877,7 @@
       <w:pPr>
         <w:pStyle w:val="Ttulo1"/>
       </w:pPr>
-      <w:bookmarkStart w:id="0" w:name="_Toc242549732"/>
+      <w:bookmarkStart w:id="0" w:name="_Toc243091792"/>
       <w:r>
         <w:lastRenderedPageBreak/>
         <w:t>1. Propósito</w:t>
@@ -2897,7 +2897,7 @@
       <w:pPr>
         <w:pStyle w:val="Ttulo1"/>
       </w:pPr>
-      <w:bookmarkStart w:id="1" w:name="_Toc242549733"/>
+      <w:bookmarkStart w:id="1" w:name="_Toc243091793"/>
       <w:r>
         <w:t>2. Procedimiento</w:t>
       </w:r>
@@ -3498,7 +3498,7 @@
       <w:pPr>
         <w:pStyle w:val="Ttulo1"/>
       </w:pPr>
-      <w:bookmarkStart w:id="2" w:name="_Toc242549734"/>
+      <w:bookmarkStart w:id="2" w:name="_Toc243091794"/>
       <w:r>
         <w:t>3. Plan de validación por hito</w:t>
       </w:r>
@@ -4930,7 +4930,7 @@
                 <w:sz w:val="19"/>
                 <w:szCs w:val="19"/>
               </w:rPr>
-              <w:t>Al 10/10/2026 no se ha validado ningún entregable: el Sprint 1 empieza el 12/10/2026. Mientras la Dirección no designe al Product Owner (supuesto S-04), la aceptación la da la patrocinadora.</w:t>
+              <w:t>Al 10/10/2026 no se había validado ningún entregable: el Sprint 1 empezó el 12/10/2026. En la reunión de inicio se designó Product Owner a Helber Perez, docente de la institución (GOB-12); la Dirección da su conformidad por su intermedio.</w:t>
             </w:r>
           </w:p>
         </w:tc>
@@ -4945,7 +4945,7 @@
       <w:pPr>
         <w:pStyle w:val="Ttulo1"/>
       </w:pPr>
-      <w:bookmarkStart w:id="3" w:name="_Toc242549735"/>
+      <w:bookmarkStart w:id="3" w:name="_Toc243091795"/>
       <w:r>
         <w:t>4. Formato de acta de aceptación</w:t>
       </w:r>
@@ -6717,64 +6717,10 @@
 <file path=word/numbering.xml><?xml version="1.0" encoding="utf-8"?>
 <w:numbering xmlns:wpc="http://schemas.microsoft.com/office/word/2010/wordprocessingCanvas" xmlns:cx="http://schemas.microsoft.com/office/drawing/2014/chartex" xmlns:cx1="http://schemas.microsoft.com/office/drawing/2015/9/8/chartex" xmlns:cx2="http://schemas.microsoft.com/office/drawing/2015/10/21/chartex" xmlns:cx3="http://schemas.microsoft.com/office/drawing/2016/5/9/chartex" xmlns:cx4="http://schemas.microsoft.com/office/drawing/2016/5/10/chartex" xmlns:cx5="http://schemas.microsoft.com/office/drawing/2016/5/11/chartex" xmlns:cx6="http://schemas.microsoft.com/office/drawing/2016/5/12/chartex" xmlns:cx7="http://schemas.microsoft.com/office/drawing/2016/5/13/chartex" xmlns:cx8="http://schemas.microsoft.com/office/drawing/2016/5/14/chartex" xmlns:mc="http://schemas.openxmlformats.org/markup-compatibility/2006" xmlns:aink="http://schemas.microsoft.com/office/drawing/2016/ink" xmlns:am3d="http://schemas.microsoft.com/office/drawing/2017/model3d" xmlns:o="urn:schemas-microsoft-com:office:office" xmlns:oel="http://schemas.microsoft.com/office/2019/extlst" xmlns:r="http://schemas.openxmlformats.org/officeDocument/2006/relationships" xmlns:m="http://schemas.openxmlformats.org/officeDocument/2006/math" xmlns:v="urn:schemas-microsoft-com:vml" xmlns:wp14="http://schemas.microsoft.com/office/word/2010/wordprocessingDrawing" xmlns:wp="http://schemas.openxmlformats.org/drawingml/2006/wordprocessingDrawing" xmlns:w10="urn:schemas-microsoft-com:office:word" xmlns:w="http://schemas.openxmlformats.org/wordprocessingml/2006/main" xmlns:w14="http://schemas.microsoft.com/office/word/2010/wordml" xmlns:w15="http://schemas.microsoft.com/office/word/2012/wordml" xmlns:w16cex="http://schemas.microsoft.com/office/word/2018/wordml/cex" xmlns:w16cid="http://schemas.microsoft.com/office/word/2016/wordml/cid" xmlns:w16="http://schemas.microsoft.com/office/word/2018/wordml" xmlns:w16du="http://schemas.microsoft.com/office/word/2023/wordml/word16du" xmlns:w16sdtdh="http://schemas.microsoft.com/office/word/2020/wordml/sdtdatahash" xmlns:w16sdtfl="http://schemas.microsoft.com/office/word/2024/wordml/sdtformatlock" xmlns:w16se="http://schemas.microsoft.com/office/word/2015/wordml/symex" xmlns:wpg="http://schemas.microsoft.com/office/word/2010/wordprocessingGroup" xmlns:wpi="http://schemas.microsoft.com/office/word/2010/wordprocessingInk" xmlns:wne="http://schemas.microsoft.com/office/word/2006/wordml" xmlns:wps="http://schemas.microsoft.com/office/word/2010/wordprocessingShape" mc:Ignorable="w14 w15 w16se w16cid w16 w16cex w16sdtdh w16sdtfl w16du wp14">
   <w:abstractNum w:abstractNumId="0" w15:restartNumberingAfterBreak="0">
-    <w:nsid w:val="04195748"/>
+    <w:nsid w:val="1DE75AC9"/>
     <w:multiLevelType w:val="hybridMultilevel"/>
-    <w:tmpl w:val="7DEEB3AC"/>
-    <w:lvl w:ilvl="0" w:tplc="6DD64AA8">
-      <w:start w:val="1"/>
-      <w:numFmt w:val="decimal"/>
-      <w:lvlText w:val="%1."/>
-      <w:lvlJc w:val="left"/>
-      <w:pPr>
-        <w:ind w:left="560" w:hanging="340"/>
-      </w:pPr>
-    </w:lvl>
-    <w:lvl w:ilvl="1" w:tplc="675CD11C">
-      <w:numFmt w:val="decimal"/>
-      <w:lvlText w:val=""/>
-      <w:lvlJc w:val="left"/>
-    </w:lvl>
-    <w:lvl w:ilvl="2" w:tplc="B2D41F00">
-      <w:numFmt w:val="decimal"/>
-      <w:lvlText w:val=""/>
-      <w:lvlJc w:val="left"/>
-    </w:lvl>
-    <w:lvl w:ilvl="3" w:tplc="9232F1B0">
-      <w:numFmt w:val="decimal"/>
-      <w:lvlText w:val=""/>
-      <w:lvlJc w:val="left"/>
-    </w:lvl>
-    <w:lvl w:ilvl="4" w:tplc="9AA40BF0">
-      <w:numFmt w:val="decimal"/>
-      <w:lvlText w:val=""/>
-      <w:lvlJc w:val="left"/>
-    </w:lvl>
-    <w:lvl w:ilvl="5" w:tplc="42F2D052">
-      <w:numFmt w:val="decimal"/>
-      <w:lvlText w:val=""/>
-      <w:lvlJc w:val="left"/>
-    </w:lvl>
-    <w:lvl w:ilvl="6" w:tplc="5E8480D6">
-      <w:numFmt w:val="decimal"/>
-      <w:lvlText w:val=""/>
-      <w:lvlJc w:val="left"/>
-    </w:lvl>
-    <w:lvl w:ilvl="7" w:tplc="0024A8AE">
-      <w:numFmt w:val="decimal"/>
-      <w:lvlText w:val=""/>
-      <w:lvlJc w:val="left"/>
-    </w:lvl>
-    <w:lvl w:ilvl="8" w:tplc="AA703A9C">
-      <w:numFmt w:val="decimal"/>
-      <w:lvlText w:val=""/>
-      <w:lvlJc w:val="left"/>
-    </w:lvl>
-  </w:abstractNum>
-  <w:abstractNum w:abstractNumId="1" w15:restartNumberingAfterBreak="0">
-    <w:nsid w:val="592C2A84"/>
-    <w:multiLevelType w:val="hybridMultilevel"/>
-    <w:tmpl w:val="6EC60BD2"/>
-    <w:lvl w:ilvl="0" w:tplc="E9E6CF98">
+    <w:tmpl w:val="578C0EFA"/>
+    <w:lvl w:ilvl="0" w:tplc="C8920D9E">
       <w:start w:val="1"/>
       <w:numFmt w:val="bullet"/>
       <w:lvlText w:val="●"/>
@@ -6783,7 +6729,7 @@
         <w:ind w:left="720" w:hanging="360"/>
       </w:pPr>
     </w:lvl>
-    <w:lvl w:ilvl="1" w:tplc="AA90FF2E">
+    <w:lvl w:ilvl="1" w:tplc="AC0E3F68">
       <w:start w:val="1"/>
       <w:numFmt w:val="bullet"/>
       <w:lvlText w:val="○"/>
@@ -6792,7 +6738,7 @@
         <w:ind w:left="1440" w:hanging="360"/>
       </w:pPr>
     </w:lvl>
-    <w:lvl w:ilvl="2" w:tplc="3B0A6212">
+    <w:lvl w:ilvl="2" w:tplc="D870E1EE">
       <w:start w:val="1"/>
       <w:numFmt w:val="bullet"/>
       <w:lvlText w:val="■"/>
@@ -6801,7 +6747,7 @@
         <w:ind w:left="2160" w:hanging="360"/>
       </w:pPr>
     </w:lvl>
-    <w:lvl w:ilvl="3" w:tplc="E2DEEDA6">
+    <w:lvl w:ilvl="3" w:tplc="07B4D188">
       <w:start w:val="1"/>
       <w:numFmt w:val="bullet"/>
       <w:lvlText w:val="●"/>
@@ -6810,7 +6756,7 @@
         <w:ind w:left="2880" w:hanging="360"/>
       </w:pPr>
     </w:lvl>
-    <w:lvl w:ilvl="4" w:tplc="AE44E282">
+    <w:lvl w:ilvl="4" w:tplc="E24890A2">
       <w:start w:val="1"/>
       <w:numFmt w:val="bullet"/>
       <w:lvlText w:val="○"/>
@@ -6819,7 +6765,7 @@
         <w:ind w:left="3600" w:hanging="360"/>
       </w:pPr>
     </w:lvl>
-    <w:lvl w:ilvl="5" w:tplc="1E6C7E3A">
+    <w:lvl w:ilvl="5" w:tplc="3C6EAA1E">
       <w:start w:val="1"/>
       <w:numFmt w:val="bullet"/>
       <w:lvlText w:val="■"/>
@@ -6828,7 +6774,7 @@
         <w:ind w:left="4320" w:hanging="360"/>
       </w:pPr>
     </w:lvl>
-    <w:lvl w:ilvl="6" w:tplc="DF8EE7F0">
+    <w:lvl w:ilvl="6" w:tplc="F528BCD2">
       <w:start w:val="1"/>
       <w:numFmt w:val="bullet"/>
       <w:lvlText w:val="●"/>
@@ -6837,7 +6783,7 @@
         <w:ind w:left="5040" w:hanging="360"/>
       </w:pPr>
     </w:lvl>
-    <w:lvl w:ilvl="7" w:tplc="62CEF67C">
+    <w:lvl w:ilvl="7" w:tplc="5666E704">
       <w:start w:val="1"/>
       <w:numFmt w:val="bullet"/>
       <w:lvlText w:val="●"/>
@@ -6846,7 +6792,7 @@
         <w:ind w:left="5760" w:hanging="360"/>
       </w:pPr>
     </w:lvl>
-    <w:lvl w:ilvl="8" w:tplc="AC5A680A">
+    <w:lvl w:ilvl="8" w:tplc="10CE2B1C">
       <w:start w:val="1"/>
       <w:numFmt w:val="bullet"/>
       <w:lvlText w:val="●"/>
@@ -6856,11 +6802,65 @@
       </w:pPr>
     </w:lvl>
   </w:abstractNum>
+  <w:abstractNum w:abstractNumId="1" w15:restartNumberingAfterBreak="0">
+    <w:nsid w:val="2FCE3883"/>
+    <w:multiLevelType w:val="hybridMultilevel"/>
+    <w:tmpl w:val="8ED2B0C8"/>
+    <w:lvl w:ilvl="0" w:tplc="6E6A63E8">
+      <w:start w:val="1"/>
+      <w:numFmt w:val="decimal"/>
+      <w:lvlText w:val="%1."/>
+      <w:lvlJc w:val="left"/>
+      <w:pPr>
+        <w:ind w:left="560" w:hanging="340"/>
+      </w:pPr>
+    </w:lvl>
+    <w:lvl w:ilvl="1" w:tplc="305A383C">
+      <w:numFmt w:val="decimal"/>
+      <w:lvlText w:val=""/>
+      <w:lvlJc w:val="left"/>
+    </w:lvl>
+    <w:lvl w:ilvl="2" w:tplc="C4268C64">
+      <w:numFmt w:val="decimal"/>
+      <w:lvlText w:val=""/>
+      <w:lvlJc w:val="left"/>
+    </w:lvl>
+    <w:lvl w:ilvl="3" w:tplc="4B205CDE">
+      <w:numFmt w:val="decimal"/>
+      <w:lvlText w:val=""/>
+      <w:lvlJc w:val="left"/>
+    </w:lvl>
+    <w:lvl w:ilvl="4" w:tplc="4E1871C2">
+      <w:numFmt w:val="decimal"/>
+      <w:lvlText w:val=""/>
+      <w:lvlJc w:val="left"/>
+    </w:lvl>
+    <w:lvl w:ilvl="5" w:tplc="92427BFC">
+      <w:numFmt w:val="decimal"/>
+      <w:lvlText w:val=""/>
+      <w:lvlJc w:val="left"/>
+    </w:lvl>
+    <w:lvl w:ilvl="6" w:tplc="F1E2062A">
+      <w:numFmt w:val="decimal"/>
+      <w:lvlText w:val=""/>
+      <w:lvlJc w:val="left"/>
+    </w:lvl>
+    <w:lvl w:ilvl="7" w:tplc="E7DC7D1A">
+      <w:numFmt w:val="decimal"/>
+      <w:lvlText w:val=""/>
+      <w:lvlJc w:val="left"/>
+    </w:lvl>
+    <w:lvl w:ilvl="8" w:tplc="F4CE1CE0">
+      <w:numFmt w:val="decimal"/>
+      <w:lvlText w:val=""/>
+      <w:lvlJc w:val="left"/>
+    </w:lvl>
+  </w:abstractNum>
   <w:abstractNum w:abstractNumId="2" w15:restartNumberingAfterBreak="0">
-    <w:nsid w:val="74496D48"/>
+    <w:nsid w:val="4BE2582F"/>
     <w:multiLevelType w:val="hybridMultilevel"/>
-    <w:tmpl w:val="6EECE120"/>
-    <w:lvl w:ilvl="0" w:tplc="1D8E4E56">
+    <w:tmpl w:val="BD8C16C4"/>
+    <w:lvl w:ilvl="0" w:tplc="D826DDEA">
       <w:start w:val="1"/>
       <w:numFmt w:val="bullet"/>
       <w:lvlText w:val="•"/>
@@ -6869,55 +6869,55 @@
         <w:ind w:left="560" w:hanging="280"/>
       </w:pPr>
     </w:lvl>
-    <w:lvl w:ilvl="1" w:tplc="955A2C62">
+    <w:lvl w:ilvl="1" w:tplc="D7A43EDC">
       <w:numFmt w:val="decimal"/>
       <w:lvlText w:val=""/>
       <w:lvlJc w:val="left"/>
     </w:lvl>
-    <w:lvl w:ilvl="2" w:tplc="1D60453C">
+    <w:lvl w:ilvl="2" w:tplc="E3B0637E">
       <w:numFmt w:val="decimal"/>
       <w:lvlText w:val=""/>
       <w:lvlJc w:val="left"/>
     </w:lvl>
-    <w:lvl w:ilvl="3" w:tplc="6E8207FC">
+    <w:lvl w:ilvl="3" w:tplc="3E7C7B8A">
       <w:numFmt w:val="decimal"/>
       <w:lvlText w:val=""/>
       <w:lvlJc w:val="left"/>
     </w:lvl>
-    <w:lvl w:ilvl="4" w:tplc="A44811DA">
+    <w:lvl w:ilvl="4" w:tplc="01FEC966">
       <w:numFmt w:val="decimal"/>
       <w:lvlText w:val=""/>
       <w:lvlJc w:val="left"/>
     </w:lvl>
-    <w:lvl w:ilvl="5" w:tplc="3CE6C396">
+    <w:lvl w:ilvl="5" w:tplc="D660DAD8">
       <w:numFmt w:val="decimal"/>
       <w:lvlText w:val=""/>
       <w:lvlJc w:val="left"/>
     </w:lvl>
-    <w:lvl w:ilvl="6" w:tplc="FBA204DA">
+    <w:lvl w:ilvl="6" w:tplc="51EC1FC8">
       <w:numFmt w:val="decimal"/>
       <w:lvlText w:val=""/>
       <w:lvlJc w:val="left"/>
     </w:lvl>
-    <w:lvl w:ilvl="7" w:tplc="6ABE8022">
+    <w:lvl w:ilvl="7" w:tplc="B2145252">
       <w:numFmt w:val="decimal"/>
       <w:lvlText w:val=""/>
       <w:lvlJc w:val="left"/>
     </w:lvl>
-    <w:lvl w:ilvl="8" w:tplc="3FDE73AC">
+    <w:lvl w:ilvl="8" w:tplc="72BC248A">
       <w:numFmt w:val="decimal"/>
       <w:lvlText w:val=""/>
       <w:lvlJc w:val="left"/>
     </w:lvl>
   </w:abstractNum>
-  <w:num w:numId="1" w16cid:durableId="722603553">
-    <w:abstractNumId w:val="1"/>
+  <w:num w:numId="1" w16cid:durableId="1211457576">
+    <w:abstractNumId w:val="0"/>
     <w:lvlOverride w:ilvl="0">
       <w:startOverride w:val="1"/>
     </w:lvlOverride>
   </w:num>
-  <w:num w:numId="2" w16cid:durableId="495194260">
-    <w:abstractNumId w:val="0"/>
+  <w:num w:numId="2" w16cid:durableId="301161494">
+    <w:abstractNumId w:val="1"/>
     <w:lvlOverride w:ilvl="0">
       <w:startOverride w:val="1"/>
     </w:lvlOverride>
@@ -7510,7 +7510,7 @@
     <w:autoRedefine/>
     <w:uiPriority w:val="39"/>
     <w:unhideWhenUsed/>
-    <w:rsid w:val="00A930B4"/>
+    <w:rsid w:val="0086054A"/>
     <w:pPr>
       <w:spacing w:after="100"/>
     </w:pPr>

--- a/public/documentos/ALC-04-procedimiento-de-validacion-del-alcance.docx
+++ b/public/documentos/ALC-04-procedimiento-de-validacion-del-alcance.docx
@@ -18,7 +18,7 @@
           <w:left w:w="10" w:type="dxa"/>
           <w:right w:w="10" w:type="dxa"/>
         </w:tblCellMar>
-        <w:tblLook w:val="04A0" w:firstRow="1" w:lastRow="0" w:firstColumn="1" w:lastColumn="0" w:noHBand="0" w:noVBand="1"/>
+        <w:tblLook w:val="0000" w:firstRow="0" w:lastRow="0" w:firstColumn="0" w:lastColumn="0" w:noHBand="0" w:noVBand="0"/>
       </w:tblPr>
       <w:tblGrid>
         <w:gridCol w:w="1757"/>
@@ -52,7 +52,7 @@
                 <w:noProof/>
               </w:rPr>
               <w:drawing>
-                <wp:inline distT="0" distB="0" distL="0" distR="0" wp14:anchorId="153A03EC" wp14:editId="6DB53EC3">
+                <wp:inline distT="0" distB="0" distL="0" distR="0" wp14:anchorId="38B60541" wp14:editId="39F4575F">
                   <wp:extent cx="990600" cy="990600"/>
                   <wp:effectExtent l="0" t="0" r="0" b="0"/>
                   <wp:docPr id="1" name="Imagen 1"/>
@@ -171,10 +171,10 @@
                 <w:noProof/>
               </w:rPr>
               <w:drawing>
-                <wp:inline distT="0" distB="0" distL="0" distR="0" wp14:anchorId="5D35AA5C" wp14:editId="6ED57E6F">
+                <wp:inline distT="0" distB="0" distL="0" distR="0" wp14:anchorId="6DC8994C" wp14:editId="43ADE4E2">
                   <wp:extent cx="800100" cy="800100"/>
                   <wp:effectExtent l="0" t="0" r="0" b="0"/>
-                  <wp:docPr id="402262670" name="Imagen 402262670"/>
+                  <wp:docPr id="1625694684" name="Imagen 1625694684"/>
                   <wp:cNvGraphicFramePr>
                     <a:graphicFrameLocks xmlns:a="http://schemas.openxmlformats.org/drawingml/2006/main" noChangeAspect="1"/>
                   </wp:cNvGraphicFramePr>
@@ -308,7 +308,7 @@
           <w:left w:w="10" w:type="dxa"/>
           <w:right w:w="10" w:type="dxa"/>
         </w:tblCellMar>
-        <w:tblLook w:val="04A0" w:firstRow="1" w:lastRow="0" w:firstColumn="1" w:lastColumn="0" w:noHBand="0" w:noVBand="1"/>
+        <w:tblLook w:val="0000" w:firstRow="0" w:lastRow="0" w:firstColumn="0" w:lastColumn="0" w:noHBand="0" w:noVBand="0"/>
       </w:tblPr>
       <w:tblGrid>
         <w:gridCol w:w="2636"/>
@@ -759,7 +759,7 @@
                 <w:sz w:val="19"/>
                 <w:szCs w:val="19"/>
               </w:rPr>
-              <w:t>ALC-04  ·  Versión 1.0  ·  10/10/2026</w:t>
+              <w:t>ALC-04  ·  Versión 1.1  ·  17/10/2026</w:t>
             </w:r>
           </w:p>
         </w:tc>
@@ -786,7 +786,7 @@
           <w:left w:w="10" w:type="dxa"/>
           <w:right w:w="10" w:type="dxa"/>
         </w:tblCellMar>
-        <w:tblLook w:val="04A0" w:firstRow="1" w:lastRow="0" w:firstColumn="1" w:lastColumn="0" w:noHBand="0" w:noVBand="1"/>
+        <w:tblLook w:val="0000" w:firstRow="0" w:lastRow="0" w:firstColumn="0" w:lastColumn="0" w:noHBand="0" w:noVBand="0"/>
       </w:tblPr>
       <w:tblGrid>
         <w:gridCol w:w="4042"/>
@@ -1399,7 +1399,7 @@
           <w:left w:w="10" w:type="dxa"/>
           <w:right w:w="10" w:type="dxa"/>
         </w:tblCellMar>
-        <w:tblLook w:val="04A0" w:firstRow="1" w:lastRow="0" w:firstColumn="1" w:lastColumn="0" w:noHBand="0" w:noVBand="1"/>
+        <w:tblLook w:val="0000" w:firstRow="0" w:lastRow="0" w:firstColumn="0" w:lastColumn="0" w:noHBand="0" w:noVBand="0"/>
       </w:tblPr>
       <w:tblGrid>
         <w:gridCol w:w="2636"/>
@@ -1817,7 +1817,7 @@
           <w:left w:w="10" w:type="dxa"/>
           <w:right w:w="10" w:type="dxa"/>
         </w:tblCellMar>
-        <w:tblLook w:val="04A0" w:firstRow="1" w:lastRow="0" w:firstColumn="1" w:lastColumn="0" w:noHBand="0" w:noVBand="1"/>
+        <w:tblLook w:val="0000" w:firstRow="0" w:lastRow="0" w:firstColumn="0" w:lastColumn="0" w:noHBand="0" w:noVBand="0"/>
       </w:tblPr>
       <w:tblGrid>
         <w:gridCol w:w="1054"/>
@@ -2096,6 +2096,149 @@
               <w:bottom w:val="single" w:sz="4" w:space="0" w:color="B8C2CC"/>
               <w:right w:val="single" w:sz="4" w:space="0" w:color="B8C2CC"/>
             </w:tcBorders>
+            <w:tcMar>
+              <w:top w:w="55" w:type="dxa"/>
+              <w:left w:w="85" w:type="dxa"/>
+              <w:bottom w:w="55" w:type="dxa"/>
+              <w:right w:w="85" w:type="dxa"/>
+            </w:tcMar>
+            <w:vAlign w:val="center"/>
+          </w:tcPr>
+          <w:p>
+            <w:pPr>
+              <w:spacing w:line="250" w:lineRule="auto"/>
+            </w:pPr>
+            <w:r>
+              <w:rPr>
+                <w:rFonts w:ascii="Arial" w:eastAsia="Arial" w:hAnsi="Arial" w:cs="Arial"/>
+                <w:color w:val="1A1A1A"/>
+                <w:sz w:val="18"/>
+                <w:szCs w:val="18"/>
+              </w:rPr>
+              <w:t>Jhostin J. Galarza Camarena</w:t>
+            </w:r>
+          </w:p>
+        </w:tc>
+      </w:tr>
+      <w:tr>
+        <w:tblPrEx>
+          <w:tblCellMar>
+            <w:top w:w="0" w:type="dxa"/>
+            <w:bottom w:w="0" w:type="dxa"/>
+          </w:tblCellMar>
+        </w:tblPrEx>
+        <w:trPr>
+          <w:cantSplit/>
+        </w:trPr>
+        <w:tc>
+          <w:tcPr>
+            <w:tcW w:w="1054" w:type="dxa"/>
+            <w:tcBorders>
+              <w:top w:val="single" w:sz="4" w:space="0" w:color="B8C2CC"/>
+              <w:left w:val="single" w:sz="4" w:space="0" w:color="B8C2CC"/>
+              <w:bottom w:val="single" w:sz="4" w:space="0" w:color="B8C2CC"/>
+              <w:right w:val="single" w:sz="4" w:space="0" w:color="B8C2CC"/>
+            </w:tcBorders>
+            <w:shd w:val="clear" w:color="auto" w:fill="F5F7FA"/>
+            <w:tcMar>
+              <w:top w:w="55" w:type="dxa"/>
+              <w:left w:w="85" w:type="dxa"/>
+              <w:bottom w:w="55" w:type="dxa"/>
+              <w:right w:w="85" w:type="dxa"/>
+            </w:tcMar>
+            <w:vAlign w:val="center"/>
+          </w:tcPr>
+          <w:p>
+            <w:pPr>
+              <w:spacing w:line="250" w:lineRule="auto"/>
+            </w:pPr>
+            <w:r>
+              <w:rPr>
+                <w:rFonts w:ascii="Arial" w:eastAsia="Arial" w:hAnsi="Arial" w:cs="Arial"/>
+                <w:color w:val="1A1A1A"/>
+                <w:sz w:val="18"/>
+                <w:szCs w:val="18"/>
+              </w:rPr>
+              <w:t>1.1</w:t>
+            </w:r>
+          </w:p>
+        </w:tc>
+        <w:tc>
+          <w:tcPr>
+            <w:tcW w:w="1405" w:type="dxa"/>
+            <w:tcBorders>
+              <w:top w:val="single" w:sz="4" w:space="0" w:color="B8C2CC"/>
+              <w:left w:val="single" w:sz="4" w:space="0" w:color="B8C2CC"/>
+              <w:bottom w:val="single" w:sz="4" w:space="0" w:color="B8C2CC"/>
+              <w:right w:val="single" w:sz="4" w:space="0" w:color="B8C2CC"/>
+            </w:tcBorders>
+            <w:shd w:val="clear" w:color="auto" w:fill="F5F7FA"/>
+            <w:tcMar>
+              <w:top w:w="55" w:type="dxa"/>
+              <w:left w:w="85" w:type="dxa"/>
+              <w:bottom w:w="55" w:type="dxa"/>
+              <w:right w:w="85" w:type="dxa"/>
+            </w:tcMar>
+            <w:vAlign w:val="center"/>
+          </w:tcPr>
+          <w:p>
+            <w:pPr>
+              <w:spacing w:line="250" w:lineRule="auto"/>
+            </w:pPr>
+            <w:r>
+              <w:rPr>
+                <w:rFonts w:ascii="Arial" w:eastAsia="Arial" w:hAnsi="Arial" w:cs="Arial"/>
+                <w:color w:val="1A1A1A"/>
+                <w:sz w:val="18"/>
+                <w:szCs w:val="18"/>
+              </w:rPr>
+              <w:t>17/10/2026</w:t>
+            </w:r>
+          </w:p>
+        </w:tc>
+        <w:tc>
+          <w:tcPr>
+            <w:tcW w:w="4129" w:type="dxa"/>
+            <w:tcBorders>
+              <w:top w:val="single" w:sz="4" w:space="0" w:color="B8C2CC"/>
+              <w:left w:val="single" w:sz="4" w:space="0" w:color="B8C2CC"/>
+              <w:bottom w:val="single" w:sz="4" w:space="0" w:color="B8C2CC"/>
+              <w:right w:val="single" w:sz="4" w:space="0" w:color="B8C2CC"/>
+            </w:tcBorders>
+            <w:shd w:val="clear" w:color="auto" w:fill="F5F7FA"/>
+            <w:tcMar>
+              <w:top w:w="55" w:type="dxa"/>
+              <w:left w:w="85" w:type="dxa"/>
+              <w:bottom w:w="55" w:type="dxa"/>
+              <w:right w:w="85" w:type="dxa"/>
+            </w:tcMar>
+            <w:vAlign w:val="center"/>
+          </w:tcPr>
+          <w:p>
+            <w:pPr>
+              <w:spacing w:line="250" w:lineRule="auto"/>
+            </w:pPr>
+            <w:r>
+              <w:rPr>
+                <w:rFonts w:ascii="Arial" w:eastAsia="Arial" w:hAnsi="Arial" w:cs="Arial"/>
+                <w:color w:val="1A1A1A"/>
+                <w:sz w:val="18"/>
+                <w:szCs w:val="18"/>
+              </w:rPr>
+              <w:t>Se registra la designación del Product Owner en la reunión de inicio.</w:t>
+            </w:r>
+          </w:p>
+        </w:tc>
+        <w:tc>
+          <w:tcPr>
+            <w:tcW w:w="2199" w:type="dxa"/>
+            <w:tcBorders>
+              <w:top w:val="single" w:sz="4" w:space="0" w:color="B8C2CC"/>
+              <w:left w:val="single" w:sz="4" w:space="0" w:color="B8C2CC"/>
+              <w:bottom w:val="single" w:sz="4" w:space="0" w:color="B8C2CC"/>
+              <w:right w:val="single" w:sz="4" w:space="0" w:color="B8C2CC"/>
+            </w:tcBorders>
+            <w:shd w:val="clear" w:color="auto" w:fill="F5F7FA"/>
             <w:tcMar>
               <w:top w:w="55" w:type="dxa"/>
               <w:left w:w="85" w:type="dxa"/>
@@ -2158,7 +2301,7 @@
           <w:left w:w="10" w:type="dxa"/>
           <w:right w:w="10" w:type="dxa"/>
         </w:tblCellMar>
-        <w:tblLook w:val="04A0" w:firstRow="1" w:lastRow="0" w:firstColumn="1" w:lastColumn="0" w:noHBand="0" w:noVBand="1"/>
+        <w:tblLook w:val="0000" w:firstRow="0" w:lastRow="0" w:firstColumn="0" w:lastColumn="0" w:noHBand="0" w:noVBand="0"/>
       </w:tblPr>
       <w:tblGrid>
         <w:gridCol w:w="2636"/>
@@ -2498,7 +2641,7 @@
           <w:left w:w="10" w:type="dxa"/>
           <w:right w:w="10" w:type="dxa"/>
         </w:tblCellMar>
-        <w:tblLook w:val="04A0" w:firstRow="1" w:lastRow="0" w:firstColumn="1" w:lastColumn="0" w:noHBand="0" w:noVBand="1"/>
+        <w:tblLook w:val="0000" w:firstRow="0" w:lastRow="0" w:firstColumn="0" w:lastColumn="0" w:noHBand="0" w:noVBand="0"/>
       </w:tblPr>
       <w:tblGrid>
         <w:gridCol w:w="8787"/>
@@ -2585,7 +2728,7 @@
     <w:sdt>
       <w:sdtPr>
         <w:alias w:val="Contenido"/>
-        <w:id w:val="-2017994946"/>
+        <w:id w:val="-1765147856"/>
       </w:sdtPr>
       <w:sdtEndPr/>
       <w:sdtContent>
@@ -2611,7 +2754,7 @@
           <w:r>
             <w:fldChar w:fldCharType="separate"/>
           </w:r>
-          <w:hyperlink w:anchor="_Toc243091792" w:history="1">
+          <w:hyperlink w:anchor="_Toc243093605" w:history="1">
             <w:r>
               <w:rPr>
                 <w:rStyle w:val="Hipervnculo"/>
@@ -2635,7 +2778,7 @@
               <w:rPr>
                 <w:noProof/>
               </w:rPr>
-              <w:instrText xml:space="preserve"> PAGEREF _Toc243091792 \h </w:instrText>
+              <w:instrText xml:space="preserve"> PAGEREF _Toc243093605 \h </w:instrText>
             </w:r>
             <w:r>
               <w:rPr>
@@ -2675,7 +2818,7 @@
               <w14:ligatures w14:val="standardContextual"/>
             </w:rPr>
           </w:pPr>
-          <w:hyperlink w:anchor="_Toc243091793" w:history="1">
+          <w:hyperlink w:anchor="_Toc243093606" w:history="1">
             <w:r>
               <w:rPr>
                 <w:rStyle w:val="Hipervnculo"/>
@@ -2699,7 +2842,7 @@
               <w:rPr>
                 <w:noProof/>
               </w:rPr>
-              <w:instrText xml:space="preserve"> PAGEREF _Toc243091793 \h </w:instrText>
+              <w:instrText xml:space="preserve"> PAGEREF _Toc243093606 \h </w:instrText>
             </w:r>
             <w:r>
               <w:rPr>
@@ -2739,7 +2882,7 @@
               <w14:ligatures w14:val="standardContextual"/>
             </w:rPr>
           </w:pPr>
-          <w:hyperlink w:anchor="_Toc243091794" w:history="1">
+          <w:hyperlink w:anchor="_Toc243093607" w:history="1">
             <w:r>
               <w:rPr>
                 <w:rStyle w:val="Hipervnculo"/>
@@ -2763,7 +2906,7 @@
               <w:rPr>
                 <w:noProof/>
               </w:rPr>
-              <w:instrText xml:space="preserve"> PAGEREF _Toc243091794 \h </w:instrText>
+              <w:instrText xml:space="preserve"> PAGEREF _Toc243093607 \h </w:instrText>
             </w:r>
             <w:r>
               <w:rPr>
@@ -2803,7 +2946,7 @@
               <w14:ligatures w14:val="standardContextual"/>
             </w:rPr>
           </w:pPr>
-          <w:hyperlink w:anchor="_Toc243091795" w:history="1">
+          <w:hyperlink w:anchor="_Toc243093608" w:history="1">
             <w:r>
               <w:rPr>
                 <w:rStyle w:val="Hipervnculo"/>
@@ -2827,7 +2970,7 @@
               <w:rPr>
                 <w:noProof/>
               </w:rPr>
-              <w:instrText xml:space="preserve"> PAGEREF _Toc243091795 \h </w:instrText>
+              <w:instrText xml:space="preserve"> PAGEREF _Toc243093608 \h </w:instrText>
             </w:r>
             <w:r>
               <w:rPr>
@@ -2877,7 +3020,7 @@
       <w:pPr>
         <w:pStyle w:val="Ttulo1"/>
       </w:pPr>
-      <w:bookmarkStart w:id="0" w:name="_Toc243091792"/>
+      <w:bookmarkStart w:id="0" w:name="_Toc243093605"/>
       <w:r>
         <w:lastRenderedPageBreak/>
         <w:t>1. Propósito</w:t>
@@ -2897,7 +3040,7 @@
       <w:pPr>
         <w:pStyle w:val="Ttulo1"/>
       </w:pPr>
-      <w:bookmarkStart w:id="1" w:name="_Toc243091793"/>
+      <w:bookmarkStart w:id="1" w:name="_Toc243093606"/>
       <w:r>
         <w:t>2. Procedimiento</w:t>
       </w:r>
@@ -3029,7 +3172,7 @@
           <w:left w:w="10" w:type="dxa"/>
           <w:right w:w="10" w:type="dxa"/>
         </w:tblCellMar>
-        <w:tblLook w:val="04A0" w:firstRow="1" w:lastRow="0" w:firstColumn="1" w:lastColumn="0" w:noHBand="0" w:noVBand="1"/>
+        <w:tblLook w:val="0000" w:firstRow="0" w:lastRow="0" w:firstColumn="0" w:lastColumn="0" w:noHBand="0" w:noVBand="0"/>
       </w:tblPr>
       <w:tblGrid>
         <w:gridCol w:w="2284"/>
@@ -3498,7 +3641,7 @@
       <w:pPr>
         <w:pStyle w:val="Ttulo1"/>
       </w:pPr>
-      <w:bookmarkStart w:id="2" w:name="_Toc243091794"/>
+      <w:bookmarkStart w:id="2" w:name="_Toc243093607"/>
       <w:r>
         <w:t>3. Plan de validación por hito</w:t>
       </w:r>
@@ -3546,7 +3689,7 @@
           <w:left w:w="10" w:type="dxa"/>
           <w:right w:w="10" w:type="dxa"/>
         </w:tblCellMar>
-        <w:tblLook w:val="04A0" w:firstRow="1" w:lastRow="0" w:firstColumn="1" w:lastColumn="0" w:noHBand="0" w:noVBand="1"/>
+        <w:tblLook w:val="0000" w:firstRow="0" w:lastRow="0" w:firstColumn="0" w:lastColumn="0" w:noHBand="0" w:noVBand="0"/>
       </w:tblPr>
       <w:tblGrid>
         <w:gridCol w:w="1230"/>
@@ -4881,7 +5024,7 @@
           <w:left w:w="10" w:type="dxa"/>
           <w:right w:w="10" w:type="dxa"/>
         </w:tblCellMar>
-        <w:tblLook w:val="04A0" w:firstRow="1" w:lastRow="0" w:firstColumn="1" w:lastColumn="0" w:noHBand="0" w:noVBand="1"/>
+        <w:tblLook w:val="0000" w:firstRow="0" w:lastRow="0" w:firstColumn="0" w:lastColumn="0" w:noHBand="0" w:noVBand="0"/>
       </w:tblPr>
       <w:tblGrid>
         <w:gridCol w:w="8787"/>
@@ -4945,7 +5088,7 @@
       <w:pPr>
         <w:pStyle w:val="Ttulo1"/>
       </w:pPr>
-      <w:bookmarkStart w:id="3" w:name="_Toc243091795"/>
+      <w:bookmarkStart w:id="3" w:name="_Toc243093608"/>
       <w:r>
         <w:t>4. Formato de acta de aceptación</w:t>
       </w:r>
@@ -4976,7 +5119,7 @@
           <w:left w:w="10" w:type="dxa"/>
           <w:right w:w="10" w:type="dxa"/>
         </w:tblCellMar>
-        <w:tblLook w:val="04A0" w:firstRow="1" w:lastRow="0" w:firstColumn="1" w:lastColumn="0" w:noHBand="0" w:noVBand="1"/>
+        <w:tblLook w:val="0000" w:firstRow="0" w:lastRow="0" w:firstColumn="0" w:lastColumn="0" w:noHBand="0" w:noVBand="0"/>
       </w:tblPr>
       <w:tblGrid>
         <w:gridCol w:w="2636"/>
@@ -5384,7 +5527,7 @@
           <w:left w:w="10" w:type="dxa"/>
           <w:right w:w="10" w:type="dxa"/>
         </w:tblCellMar>
-        <w:tblLook w:val="04A0" w:firstRow="1" w:lastRow="0" w:firstColumn="1" w:lastColumn="0" w:noHBand="0" w:noVBand="1"/>
+        <w:tblLook w:val="0000" w:firstRow="0" w:lastRow="0" w:firstColumn="0" w:lastColumn="0" w:noHBand="0" w:noVBand="0"/>
       </w:tblPr>
       <w:tblGrid>
         <w:gridCol w:w="1757"/>
@@ -5990,7 +6133,7 @@
           <w:left w:w="10" w:type="dxa"/>
           <w:right w:w="10" w:type="dxa"/>
         </w:tblCellMar>
-        <w:tblLook w:val="04A0" w:firstRow="1" w:lastRow="0" w:firstColumn="1" w:lastColumn="0" w:noHBand="0" w:noVBand="1"/>
+        <w:tblLook w:val="0000" w:firstRow="0" w:lastRow="0" w:firstColumn="0" w:lastColumn="0" w:noHBand="0" w:noVBand="0"/>
       </w:tblPr>
       <w:tblGrid>
         <w:gridCol w:w="2636"/>
@@ -6161,7 +6304,7 @@
           <w:left w:w="10" w:type="dxa"/>
           <w:right w:w="10" w:type="dxa"/>
         </w:tblCellMar>
-        <w:tblLook w:val="04A0" w:firstRow="1" w:lastRow="0" w:firstColumn="1" w:lastColumn="0" w:noHBand="0" w:noVBand="1"/>
+        <w:tblLook w:val="0000" w:firstRow="0" w:lastRow="0" w:firstColumn="0" w:lastColumn="0" w:noHBand="0" w:noVBand="0"/>
       </w:tblPr>
       <w:tblGrid>
         <w:gridCol w:w="4393"/>
@@ -6674,7 +6817,7 @@
         <w:szCs w:val="16"/>
       </w:rPr>
       <w:tab/>
-      <w:t>ALC-04  ·  v1.0</w:t>
+      <w:t>ALC-04  ·  v1.1</w:t>
     </w:r>
   </w:p>
 </w:hdr>
@@ -6708,7 +6851,7 @@
         <w:szCs w:val="16"/>
       </w:rPr>
       <w:tab/>
-      <w:t>ALC-04  ·  v1.0</w:t>
+      <w:t>ALC-04  ·  v1.1</w:t>
     </w:r>
   </w:p>
 </w:hdr>
@@ -6717,10 +6860,118 @@
 <file path=word/numbering.xml><?xml version="1.0" encoding="utf-8"?>
 <w:numbering xmlns:wpc="http://schemas.microsoft.com/office/word/2010/wordprocessingCanvas" xmlns:cx="http://schemas.microsoft.com/office/drawing/2014/chartex" xmlns:cx1="http://schemas.microsoft.com/office/drawing/2015/9/8/chartex" xmlns:cx2="http://schemas.microsoft.com/office/drawing/2015/10/21/chartex" xmlns:cx3="http://schemas.microsoft.com/office/drawing/2016/5/9/chartex" xmlns:cx4="http://schemas.microsoft.com/office/drawing/2016/5/10/chartex" xmlns:cx5="http://schemas.microsoft.com/office/drawing/2016/5/11/chartex" xmlns:cx6="http://schemas.microsoft.com/office/drawing/2016/5/12/chartex" xmlns:cx7="http://schemas.microsoft.com/office/drawing/2016/5/13/chartex" xmlns:cx8="http://schemas.microsoft.com/office/drawing/2016/5/14/chartex" xmlns:mc="http://schemas.openxmlformats.org/markup-compatibility/2006" xmlns:aink="http://schemas.microsoft.com/office/drawing/2016/ink" xmlns:am3d="http://schemas.microsoft.com/office/drawing/2017/model3d" xmlns:o="urn:schemas-microsoft-com:office:office" xmlns:oel="http://schemas.microsoft.com/office/2019/extlst" xmlns:r="http://schemas.openxmlformats.org/officeDocument/2006/relationships" xmlns:m="http://schemas.openxmlformats.org/officeDocument/2006/math" xmlns:v="urn:schemas-microsoft-com:vml" xmlns:wp14="http://schemas.microsoft.com/office/word/2010/wordprocessingDrawing" xmlns:wp="http://schemas.openxmlformats.org/drawingml/2006/wordprocessingDrawing" xmlns:w10="urn:schemas-microsoft-com:office:word" xmlns:w="http://schemas.openxmlformats.org/wordprocessingml/2006/main" xmlns:w14="http://schemas.microsoft.com/office/word/2010/wordml" xmlns:w15="http://schemas.microsoft.com/office/word/2012/wordml" xmlns:w16cex="http://schemas.microsoft.com/office/word/2018/wordml/cex" xmlns:w16cid="http://schemas.microsoft.com/office/word/2016/wordml/cid" xmlns:w16="http://schemas.microsoft.com/office/word/2018/wordml" xmlns:w16du="http://schemas.microsoft.com/office/word/2023/wordml/word16du" xmlns:w16sdtdh="http://schemas.microsoft.com/office/word/2020/wordml/sdtdatahash" xmlns:w16sdtfl="http://schemas.microsoft.com/office/word/2024/wordml/sdtformatlock" xmlns:w16se="http://schemas.microsoft.com/office/word/2015/wordml/symex" xmlns:wpg="http://schemas.microsoft.com/office/word/2010/wordprocessingGroup" xmlns:wpi="http://schemas.microsoft.com/office/word/2010/wordprocessingInk" xmlns:wne="http://schemas.microsoft.com/office/word/2006/wordml" xmlns:wps="http://schemas.microsoft.com/office/word/2010/wordprocessingShape" mc:Ignorable="w14 w15 w16se w16cid w16 w16cex w16sdtdh w16sdtfl w16du wp14">
   <w:abstractNum w:abstractNumId="0" w15:restartNumberingAfterBreak="0">
-    <w:nsid w:val="1DE75AC9"/>
+    <w:nsid w:val="0E7E2C8C"/>
     <w:multiLevelType w:val="hybridMultilevel"/>
-    <w:tmpl w:val="578C0EFA"/>
-    <w:lvl w:ilvl="0" w:tplc="C8920D9E">
+    <w:tmpl w:val="84E2382A"/>
+    <w:lvl w:ilvl="0" w:tplc="1448930C">
+      <w:start w:val="1"/>
+      <w:numFmt w:val="bullet"/>
+      <w:lvlText w:val="•"/>
+      <w:lvlJc w:val="left"/>
+      <w:pPr>
+        <w:ind w:left="560" w:hanging="280"/>
+      </w:pPr>
+    </w:lvl>
+    <w:lvl w:ilvl="1" w:tplc="C06EDB0E">
+      <w:numFmt w:val="decimal"/>
+      <w:lvlText w:val=""/>
+      <w:lvlJc w:val="left"/>
+    </w:lvl>
+    <w:lvl w:ilvl="2" w:tplc="28B03D8E">
+      <w:numFmt w:val="decimal"/>
+      <w:lvlText w:val=""/>
+      <w:lvlJc w:val="left"/>
+    </w:lvl>
+    <w:lvl w:ilvl="3" w:tplc="F836F4B2">
+      <w:numFmt w:val="decimal"/>
+      <w:lvlText w:val=""/>
+      <w:lvlJc w:val="left"/>
+    </w:lvl>
+    <w:lvl w:ilvl="4" w:tplc="D446FED0">
+      <w:numFmt w:val="decimal"/>
+      <w:lvlText w:val=""/>
+      <w:lvlJc w:val="left"/>
+    </w:lvl>
+    <w:lvl w:ilvl="5" w:tplc="13D66468">
+      <w:numFmt w:val="decimal"/>
+      <w:lvlText w:val=""/>
+      <w:lvlJc w:val="left"/>
+    </w:lvl>
+    <w:lvl w:ilvl="6" w:tplc="3EC0A7CA">
+      <w:numFmt w:val="decimal"/>
+      <w:lvlText w:val=""/>
+      <w:lvlJc w:val="left"/>
+    </w:lvl>
+    <w:lvl w:ilvl="7" w:tplc="716CD1C0">
+      <w:numFmt w:val="decimal"/>
+      <w:lvlText w:val=""/>
+      <w:lvlJc w:val="left"/>
+    </w:lvl>
+    <w:lvl w:ilvl="8" w:tplc="3CCE124E">
+      <w:numFmt w:val="decimal"/>
+      <w:lvlText w:val=""/>
+      <w:lvlJc w:val="left"/>
+    </w:lvl>
+  </w:abstractNum>
+  <w:abstractNum w:abstractNumId="1" w15:restartNumberingAfterBreak="0">
+    <w:nsid w:val="3B321D75"/>
+    <w:multiLevelType w:val="hybridMultilevel"/>
+    <w:tmpl w:val="7988BFFA"/>
+    <w:lvl w:ilvl="0" w:tplc="58C26FEC">
+      <w:start w:val="1"/>
+      <w:numFmt w:val="decimal"/>
+      <w:lvlText w:val="%1."/>
+      <w:lvlJc w:val="left"/>
+      <w:pPr>
+        <w:ind w:left="560" w:hanging="340"/>
+      </w:pPr>
+    </w:lvl>
+    <w:lvl w:ilvl="1" w:tplc="444EF8AE">
+      <w:numFmt w:val="decimal"/>
+      <w:lvlText w:val=""/>
+      <w:lvlJc w:val="left"/>
+    </w:lvl>
+    <w:lvl w:ilvl="2" w:tplc="D8F8374A">
+      <w:numFmt w:val="decimal"/>
+      <w:lvlText w:val=""/>
+      <w:lvlJc w:val="left"/>
+    </w:lvl>
+    <w:lvl w:ilvl="3" w:tplc="81E6D702">
+      <w:numFmt w:val="decimal"/>
+      <w:lvlText w:val=""/>
+      <w:lvlJc w:val="left"/>
+    </w:lvl>
+    <w:lvl w:ilvl="4" w:tplc="F198E678">
+      <w:numFmt w:val="decimal"/>
+      <w:lvlText w:val=""/>
+      <w:lvlJc w:val="left"/>
+    </w:lvl>
+    <w:lvl w:ilvl="5" w:tplc="195419C6">
+      <w:numFmt w:val="decimal"/>
+      <w:lvlText w:val=""/>
+      <w:lvlJc w:val="left"/>
+    </w:lvl>
+    <w:lvl w:ilvl="6" w:tplc="30FE0B1E">
+      <w:numFmt w:val="decimal"/>
+      <w:lvlText w:val=""/>
+      <w:lvlJc w:val="left"/>
+    </w:lvl>
+    <w:lvl w:ilvl="7" w:tplc="D4648422">
+      <w:numFmt w:val="decimal"/>
+      <w:lvlText w:val=""/>
+      <w:lvlJc w:val="left"/>
+    </w:lvl>
+    <w:lvl w:ilvl="8" w:tplc="B68A4F1A">
+      <w:numFmt w:val="decimal"/>
+      <w:lvlText w:val=""/>
+      <w:lvlJc w:val="left"/>
+    </w:lvl>
+  </w:abstractNum>
+  <w:abstractNum w:abstractNumId="2" w15:restartNumberingAfterBreak="0">
+    <w:nsid w:val="4E251B1E"/>
+    <w:multiLevelType w:val="hybridMultilevel"/>
+    <w:tmpl w:val="2288477A"/>
+    <w:lvl w:ilvl="0" w:tplc="90DCCCE8">
       <w:start w:val="1"/>
       <w:numFmt w:val="bullet"/>
       <w:lvlText w:val="●"/>
@@ -6729,7 +6980,7 @@
         <w:ind w:left="720" w:hanging="360"/>
       </w:pPr>
     </w:lvl>
-    <w:lvl w:ilvl="1" w:tplc="AC0E3F68">
+    <w:lvl w:ilvl="1" w:tplc="7CF64A16">
       <w:start w:val="1"/>
       <w:numFmt w:val="bullet"/>
       <w:lvlText w:val="○"/>
@@ -6738,7 +6989,7 @@
         <w:ind w:left="1440" w:hanging="360"/>
       </w:pPr>
     </w:lvl>
-    <w:lvl w:ilvl="2" w:tplc="D870E1EE">
+    <w:lvl w:ilvl="2" w:tplc="B760521C">
       <w:start w:val="1"/>
       <w:numFmt w:val="bullet"/>
       <w:lvlText w:val="■"/>
@@ -6747,7 +6998,7 @@
         <w:ind w:left="2160" w:hanging="360"/>
       </w:pPr>
     </w:lvl>
-    <w:lvl w:ilvl="3" w:tplc="07B4D188">
+    <w:lvl w:ilvl="3" w:tplc="60B0B778">
       <w:start w:val="1"/>
       <w:numFmt w:val="bullet"/>
       <w:lvlText w:val="●"/>
@@ -6756,7 +7007,7 @@
         <w:ind w:left="2880" w:hanging="360"/>
       </w:pPr>
     </w:lvl>
-    <w:lvl w:ilvl="4" w:tplc="E24890A2">
+    <w:lvl w:ilvl="4" w:tplc="0CCE79C2">
       <w:start w:val="1"/>
       <w:numFmt w:val="bullet"/>
       <w:lvlText w:val="○"/>
@@ -6765,7 +7016,7 @@
         <w:ind w:left="3600" w:hanging="360"/>
       </w:pPr>
     </w:lvl>
-    <w:lvl w:ilvl="5" w:tplc="3C6EAA1E">
+    <w:lvl w:ilvl="5" w:tplc="9B2A4230">
       <w:start w:val="1"/>
       <w:numFmt w:val="bullet"/>
       <w:lvlText w:val="■"/>
@@ -6774,7 +7025,7 @@
         <w:ind w:left="4320" w:hanging="360"/>
       </w:pPr>
     </w:lvl>
-    <w:lvl w:ilvl="6" w:tplc="F528BCD2">
+    <w:lvl w:ilvl="6" w:tplc="B640516A">
       <w:start w:val="1"/>
       <w:numFmt w:val="bullet"/>
       <w:lvlText w:val="●"/>
@@ -6783,7 +7034,7 @@
         <w:ind w:left="5040" w:hanging="360"/>
       </w:pPr>
     </w:lvl>
-    <w:lvl w:ilvl="7" w:tplc="5666E704">
+    <w:lvl w:ilvl="7" w:tplc="C6CAAC20">
       <w:start w:val="1"/>
       <w:numFmt w:val="bullet"/>
       <w:lvlText w:val="●"/>
@@ -6792,7 +7043,7 @@
         <w:ind w:left="5760" w:hanging="360"/>
       </w:pPr>
     </w:lvl>
-    <w:lvl w:ilvl="8" w:tplc="10CE2B1C">
+    <w:lvl w:ilvl="8" w:tplc="E7F419EE">
       <w:start w:val="1"/>
       <w:numFmt w:val="bullet"/>
       <w:lvlText w:val="●"/>
@@ -6802,121 +7053,13 @@
       </w:pPr>
     </w:lvl>
   </w:abstractNum>
-  <w:abstractNum w:abstractNumId="1" w15:restartNumberingAfterBreak="0">
-    <w:nsid w:val="2FCE3883"/>
-    <w:multiLevelType w:val="hybridMultilevel"/>
-    <w:tmpl w:val="8ED2B0C8"/>
-    <w:lvl w:ilvl="0" w:tplc="6E6A63E8">
-      <w:start w:val="1"/>
-      <w:numFmt w:val="decimal"/>
-      <w:lvlText w:val="%1."/>
-      <w:lvlJc w:val="left"/>
-      <w:pPr>
-        <w:ind w:left="560" w:hanging="340"/>
-      </w:pPr>
-    </w:lvl>
-    <w:lvl w:ilvl="1" w:tplc="305A383C">
-      <w:numFmt w:val="decimal"/>
-      <w:lvlText w:val=""/>
-      <w:lvlJc w:val="left"/>
-    </w:lvl>
-    <w:lvl w:ilvl="2" w:tplc="C4268C64">
-      <w:numFmt w:val="decimal"/>
-      <w:lvlText w:val=""/>
-      <w:lvlJc w:val="left"/>
-    </w:lvl>
-    <w:lvl w:ilvl="3" w:tplc="4B205CDE">
-      <w:numFmt w:val="decimal"/>
-      <w:lvlText w:val=""/>
-      <w:lvlJc w:val="left"/>
-    </w:lvl>
-    <w:lvl w:ilvl="4" w:tplc="4E1871C2">
-      <w:numFmt w:val="decimal"/>
-      <w:lvlText w:val=""/>
-      <w:lvlJc w:val="left"/>
-    </w:lvl>
-    <w:lvl w:ilvl="5" w:tplc="92427BFC">
-      <w:numFmt w:val="decimal"/>
-      <w:lvlText w:val=""/>
-      <w:lvlJc w:val="left"/>
-    </w:lvl>
-    <w:lvl w:ilvl="6" w:tplc="F1E2062A">
-      <w:numFmt w:val="decimal"/>
-      <w:lvlText w:val=""/>
-      <w:lvlJc w:val="left"/>
-    </w:lvl>
-    <w:lvl w:ilvl="7" w:tplc="E7DC7D1A">
-      <w:numFmt w:val="decimal"/>
-      <w:lvlText w:val=""/>
-      <w:lvlJc w:val="left"/>
-    </w:lvl>
-    <w:lvl w:ilvl="8" w:tplc="F4CE1CE0">
-      <w:numFmt w:val="decimal"/>
-      <w:lvlText w:val=""/>
-      <w:lvlJc w:val="left"/>
-    </w:lvl>
-  </w:abstractNum>
-  <w:abstractNum w:abstractNumId="2" w15:restartNumberingAfterBreak="0">
-    <w:nsid w:val="4BE2582F"/>
-    <w:multiLevelType w:val="hybridMultilevel"/>
-    <w:tmpl w:val="BD8C16C4"/>
-    <w:lvl w:ilvl="0" w:tplc="D826DDEA">
-      <w:start w:val="1"/>
-      <w:numFmt w:val="bullet"/>
-      <w:lvlText w:val="•"/>
-      <w:lvlJc w:val="left"/>
-      <w:pPr>
-        <w:ind w:left="560" w:hanging="280"/>
-      </w:pPr>
-    </w:lvl>
-    <w:lvl w:ilvl="1" w:tplc="D7A43EDC">
-      <w:numFmt w:val="decimal"/>
-      <w:lvlText w:val=""/>
-      <w:lvlJc w:val="left"/>
-    </w:lvl>
-    <w:lvl w:ilvl="2" w:tplc="E3B0637E">
-      <w:numFmt w:val="decimal"/>
-      <w:lvlText w:val=""/>
-      <w:lvlJc w:val="left"/>
-    </w:lvl>
-    <w:lvl w:ilvl="3" w:tplc="3E7C7B8A">
-      <w:numFmt w:val="decimal"/>
-      <w:lvlText w:val=""/>
-      <w:lvlJc w:val="left"/>
-    </w:lvl>
-    <w:lvl w:ilvl="4" w:tplc="01FEC966">
-      <w:numFmt w:val="decimal"/>
-      <w:lvlText w:val=""/>
-      <w:lvlJc w:val="left"/>
-    </w:lvl>
-    <w:lvl w:ilvl="5" w:tplc="D660DAD8">
-      <w:numFmt w:val="decimal"/>
-      <w:lvlText w:val=""/>
-      <w:lvlJc w:val="left"/>
-    </w:lvl>
-    <w:lvl w:ilvl="6" w:tplc="51EC1FC8">
-      <w:numFmt w:val="decimal"/>
-      <w:lvlText w:val=""/>
-      <w:lvlJc w:val="left"/>
-    </w:lvl>
-    <w:lvl w:ilvl="7" w:tplc="B2145252">
-      <w:numFmt w:val="decimal"/>
-      <w:lvlText w:val=""/>
-      <w:lvlJc w:val="left"/>
-    </w:lvl>
-    <w:lvl w:ilvl="8" w:tplc="72BC248A">
-      <w:numFmt w:val="decimal"/>
-      <w:lvlText w:val=""/>
-      <w:lvlJc w:val="left"/>
-    </w:lvl>
-  </w:abstractNum>
-  <w:num w:numId="1" w16cid:durableId="1211457576">
-    <w:abstractNumId w:val="0"/>
+  <w:num w:numId="1" w16cid:durableId="563151031">
+    <w:abstractNumId w:val="2"/>
     <w:lvlOverride w:ilvl="0">
       <w:startOverride w:val="1"/>
     </w:lvlOverride>
   </w:num>
-  <w:num w:numId="2" w16cid:durableId="301161494">
+  <w:num w:numId="2" w16cid:durableId="157615556">
     <w:abstractNumId w:val="1"/>
     <w:lvlOverride w:ilvl="0">
       <w:startOverride w:val="1"/>
@@ -7510,7 +7653,7 @@
     <w:autoRedefine/>
     <w:uiPriority w:val="39"/>
     <w:unhideWhenUsed/>
-    <w:rsid w:val="0086054A"/>
+    <w:rsid w:val="00D65BB5"/>
     <w:pPr>
       <w:spacing w:after="100"/>
     </w:pPr>
